--- a/给成员B_项目上手指南_20261020.docx
+++ b/给成员B_项目上手指南_20261020.docx
@@ -3041,6 +3041,2909 @@
         <w:t>注意：所有颜色结论都受 HDMI 采集链影响。采集链已经校准过（用 Logo ROM 当色卡，主蓝 27,44,75、主红 235,29,36 逐码对齐），但 OBS 的设置一旦改动就会重新引入失真。分析采集图之前，先用 captures/ 里的 logo 色值核对一遍。</w:t>
       </w:r>
     </w:p>
+    <w:p>
+      <w:pPr>
+        <w:spacing w:before="240" w:after="100"/>
+      </w:pPr>
+      <w:r>
+        <w:rPr>
+          <w:rFonts w:ascii="Times New Roman" w:hAnsi="Times New Roman" w:eastAsia="宋体"/>
+          <w:b/>
+          <w:sz w:val="28"/>
+        </w:rPr>
+        <w:t>7  构建：怎么跑，以及什么才算「成功」</w:t>
+      </w:r>
+    </w:p>
+    <w:p>
+      <w:pPr>
+        <w:spacing w:line="336" w:lineRule="auto" w:after="80"/>
+        <w:ind w:firstLine="440"/>
+      </w:pPr>
+      <w:r>
+        <w:rPr>
+          <w:rFonts w:ascii="Times New Roman" w:hAnsi="Times New Roman" w:eastAsia="宋体"/>
+          <w:b w:val="0"/>
+          <w:sz w:val="22"/>
+        </w:rPr>
+        <w:t>本项目最容易踩的坑不是代码写错，而是「构建看起来成功了、但功能根本没进去」。请务必按下面的顺序判断。</w:t>
+      </w:r>
+    </w:p>
+    <w:p>
+      <w:pPr>
+        <w:spacing w:before="180" w:after="80"/>
+      </w:pPr>
+      <w:r>
+        <w:rPr>
+          <w:rFonts w:ascii="Times New Roman" w:hAnsi="Times New Roman" w:eastAsia="宋体"/>
+          <w:b/>
+          <w:sz w:val="24"/>
+        </w:rPr>
+        <w:t>7.1  命令</w:t>
+      </w:r>
+    </w:p>
+    <w:p>
+      <w:pPr>
+        <w:spacing w:line="324" w:lineRule="auto" w:after="40"/>
+        <w:ind w:left="220"/>
+      </w:pPr>
+      <w:r>
+        <w:rPr>
+          <w:rFonts w:ascii="Times New Roman" w:hAnsi="Times New Roman" w:eastAsia="宋体"/>
+          <w:b w:val="0"/>
+          <w:sz w:val="22"/>
+        </w:rPr>
+        <w:t>· 完整的 syn + phy 流程：在仓库根执行 Set-ExecutionPolicy -Scope Process -ExecutionPolicy Bypass -Force 然后 &amp; "E:\FPGA\_analysis\misc\td_run_direct.ps1" syn_1 phy_1。约 10~15 分钟。</w:t>
+      </w:r>
+    </w:p>
+    <w:p>
+      <w:pPr>
+        <w:spacing w:line="324" w:lineRule="auto" w:after="40"/>
+        <w:ind w:left="220"/>
+      </w:pPr>
+      <w:r>
+        <w:rPr>
+          <w:rFonts w:ascii="Times New Roman" w:hAnsi="Times New Roman" w:eastAsia="宋体"/>
+          <w:b w:val="0"/>
+          <w:sz w:val="22"/>
+        </w:rPr>
+        <w:t>· 只做语法/elaboration 检查：python _analysis\scripts\compile_check.py，基线是 42/43。</w:t>
+      </w:r>
+    </w:p>
+    <w:p>
+      <w:pPr>
+        <w:spacing w:line="324" w:lineRule="auto" w:after="40"/>
+        <w:ind w:left="220"/>
+      </w:pPr>
+      <w:r>
+        <w:rPr>
+          <w:rFonts w:ascii="Times New Roman" w:hAnsi="Times New Roman" w:eastAsia="宋体"/>
+          <w:b w:val="0"/>
+          <w:sz w:val="22"/>
+        </w:rPr>
+        <w:t>· ★不要用 Start-Process 起 TD★——实测会卡死在 phy_1 之前，进程活着但没有任何输出，而 route.qor 与 .bit 仍是上一次的旧产物，看起来像「构建没跑完」。必须用普通后台任务。</w:t>
+      </w:r>
+    </w:p>
+    <w:p>
+      <w:pPr>
+        <w:spacing w:before="180" w:after="80"/>
+      </w:pPr>
+      <w:r>
+        <w:rPr>
+          <w:rFonts w:ascii="Times New Roman" w:hAnsi="Times New Roman" w:eastAsia="宋体"/>
+          <w:b/>
+          <w:sz w:val="24"/>
+        </w:rPr>
+        <w:t>7.2  ★判断成功的四个必要判据（缺一不可）★</w:t>
+      </w:r>
+    </w:p>
+    <w:tbl>
+      <w:tblPr>
+        <w:tblStyle w:val="TableGrid"/>
+        <w:tblW w:type="auto" w:w="0"/>
+        <w:tblLook w:firstColumn="1" w:firstRow="1" w:lastColumn="0" w:lastRow="0" w:noHBand="0" w:noVBand="1" w:val="04A0"/>
+      </w:tblPr>
+      <w:tblGrid>
+        <w:gridCol w:w="3022"/>
+        <w:gridCol w:w="3022"/>
+        <w:gridCol w:w="3022"/>
+      </w:tblGrid>
+      <w:tr>
+        <w:tc>
+          <w:tcPr>
+            <w:tcW w:type="dxa" w:w="1474"/>
+          </w:tcPr>
+          <w:p>
+            <w:pPr>
+              <w:spacing w:line="264" w:lineRule="auto" w:after="0"/>
+            </w:pPr>
+            <w:r/>
+            <w:r>
+              <w:rPr>
+                <w:rFonts w:ascii="Times New Roman" w:hAnsi="Times New Roman" w:eastAsia="宋体"/>
+                <w:b/>
+                <w:sz w:val="18"/>
+              </w:rPr>
+              <w:t>判据</w:t>
+            </w:r>
+          </w:p>
+        </w:tc>
+        <w:tc>
+          <w:tcPr>
+            <w:tcW w:type="dxa" w:w="4309"/>
+          </w:tcPr>
+          <w:p>
+            <w:pPr>
+              <w:spacing w:line="264" w:lineRule="auto" w:after="0"/>
+            </w:pPr>
+            <w:r/>
+            <w:r>
+              <w:rPr>
+                <w:rFonts w:ascii="Times New Roman" w:hAnsi="Times New Roman" w:eastAsia="宋体"/>
+                <w:b/>
+                <w:sz w:val="18"/>
+              </w:rPr>
+              <w:t>怎么查</w:t>
+            </w:r>
+          </w:p>
+        </w:tc>
+        <w:tc>
+          <w:tcPr>
+            <w:tcW w:type="dxa" w:w="2494"/>
+          </w:tcPr>
+          <w:p>
+            <w:pPr>
+              <w:spacing w:line="264" w:lineRule="auto" w:after="0"/>
+            </w:pPr>
+            <w:r/>
+            <w:r>
+              <w:rPr>
+                <w:rFonts w:ascii="Times New Roman" w:hAnsi="Times New Roman" w:eastAsia="宋体"/>
+                <w:b/>
+                <w:sz w:val="18"/>
+              </w:rPr>
+              <w:t>不满足说明什么</w:t>
+            </w:r>
+          </w:p>
+        </w:tc>
+      </w:tr>
+      <w:tr>
+        <w:tc>
+          <w:tcPr>
+            <w:tcW w:type="dxa" w:w="1474"/>
+          </w:tcPr>
+          <w:p>
+            <w:pPr>
+              <w:spacing w:line="264" w:lineRule="auto" w:after="0"/>
+            </w:pPr>
+            <w:r/>
+            <w:r>
+              <w:rPr>
+                <w:rFonts w:ascii="Times New Roman" w:hAnsi="Times New Roman" w:eastAsia="宋体"/>
+                <w:b w:val="0"/>
+                <w:sz w:val="18"/>
+              </w:rPr>
+              <w:t>没有黑盒报错</w:t>
+            </w:r>
+          </w:p>
+        </w:tc>
+        <w:tc>
+          <w:tcPr>
+            <w:tcW w:type="dxa" w:w="4309"/>
+          </w:tcPr>
+          <w:p>
+            <w:pPr>
+              <w:spacing w:line="264" w:lineRule="auto" w:after="0"/>
+            </w:pPr>
+            <w:r/>
+            <w:r>
+              <w:rPr>
+                <w:rFonts w:ascii="Times New Roman" w:hAnsi="Times New Roman" w:eastAsia="宋体"/>
+                <w:b w:val="0"/>
+                <w:sz w:val="18"/>
+              </w:rPr>
+              <w:t>在 _analysis\td_direct_syn_1.log 与 td_direct_phy_1.log 里搜 HDL-8007 / black box，必须为 0 条</w:t>
+            </w:r>
+          </w:p>
+        </w:tc>
+        <w:tc>
+          <w:tcPr>
+            <w:tcW w:type="dxa" w:w="2494"/>
+          </w:tcPr>
+          <w:p>
+            <w:pPr>
+              <w:spacing w:line="264" w:lineRule="auto" w:after="0"/>
+            </w:pPr>
+            <w:r/>
+            <w:r>
+              <w:rPr>
+                <w:rFonts w:ascii="Times New Roman" w:hAnsi="Times New Roman" w:eastAsia="宋体"/>
+                <w:b w:val="0"/>
+                <w:sz w:val="18"/>
+              </w:rPr>
+              <w:t>新加的 .v 没进 run 目录的 .prj。.bit 时间戳照样会刷新，这是假成功</w:t>
+            </w:r>
+          </w:p>
+        </w:tc>
+      </w:tr>
+      <w:tr>
+        <w:tc>
+          <w:tcPr>
+            <w:tcW w:type="dxa" w:w="1474"/>
+          </w:tcPr>
+          <w:p>
+            <w:pPr>
+              <w:spacing w:line="264" w:lineRule="auto" w:after="0"/>
+            </w:pPr>
+            <w:r/>
+            <w:r>
+              <w:rPr>
+                <w:rFonts w:ascii="Times New Roman" w:hAnsi="Times New Roman" w:eastAsia="宋体"/>
+                <w:b w:val="0"/>
+                <w:sz w:val="18"/>
+              </w:rPr>
+              <w:t>模块真的在网表里</w:t>
+            </w:r>
+          </w:p>
+        </w:tc>
+        <w:tc>
+          <w:tcPr>
+            <w:tcW w:type="dxa" w:w="4309"/>
+          </w:tcPr>
+          <w:p>
+            <w:pPr>
+              <w:spacing w:line="264" w:lineRule="auto" w:after="0"/>
+            </w:pPr>
+            <w:r/>
+            <w:r>
+              <w:rPr>
+                <w:rFonts w:ascii="Times New Roman" w:hAnsi="Times New Roman" w:eastAsia="宋体"/>
+                <w:b w:val="0"/>
+                <w:sz w:val="18"/>
+              </w:rPr>
+              <w:t>在 phy_1\camera_to_dsi_display_phy.area 和 syn_1\camera_to_dsi_display_gate.area 里按实例名（如 u_obj_detect）搜，必须命中</w:t>
+            </w:r>
+          </w:p>
+        </w:tc>
+        <w:tc>
+          <w:tcPr>
+            <w:tcW w:type="dxa" w:w="2494"/>
+          </w:tcPr>
+          <w:p>
+            <w:pPr>
+              <w:spacing w:line="264" w:lineRule="auto" w:after="0"/>
+            </w:pPr>
+            <w:r/>
+            <w:r>
+              <w:rPr>
+                <w:rFonts w:ascii="Times New Roman" w:hAnsi="Times New Roman" w:eastAsia="宋体"/>
+                <w:b w:val="0"/>
+                <w:sz w:val="18"/>
+              </w:rPr>
+              <w:t>模块被综合工具当冗余删掉了。资源反而会下降，没有任何报错</w:t>
+            </w:r>
+          </w:p>
+        </w:tc>
+      </w:tr>
+      <w:tr>
+        <w:tc>
+          <w:tcPr>
+            <w:tcW w:type="dxa" w:w="1474"/>
+          </w:tcPr>
+          <w:p>
+            <w:pPr>
+              <w:spacing w:line="264" w:lineRule="auto" w:after="0"/>
+            </w:pPr>
+            <w:r/>
+            <w:r>
+              <w:rPr>
+                <w:rFonts w:ascii="Times New Roman" w:hAnsi="Times New Roman" w:eastAsia="宋体"/>
+                <w:b w:val="0"/>
+                <w:sz w:val="18"/>
+              </w:rPr>
+              <w:t>时序收敛</w:t>
+            </w:r>
+          </w:p>
+        </w:tc>
+        <w:tc>
+          <w:tcPr>
+            <w:tcW w:type="dxa" w:w="4309"/>
+          </w:tcPr>
+          <w:p>
+            <w:pPr>
+              <w:spacing w:line="264" w:lineRule="auto" w:after="0"/>
+            </w:pPr>
+            <w:r/>
+            <w:r>
+              <w:rPr>
+                <w:rFonts w:ascii="Times New Roman" w:hAnsi="Times New Roman" w:eastAsia="宋体"/>
+                <w:b w:val="0"/>
+                <w:sz w:val="18"/>
+              </w:rPr>
+              <w:t>phy_1\route.qor：Setup WNS &gt; 0、TNS = 0、违例 S-EP = 0；Hold 同理</w:t>
+            </w:r>
+          </w:p>
+        </w:tc>
+        <w:tc>
+          <w:tcPr>
+            <w:tcW w:type="dxa" w:w="2494"/>
+          </w:tcPr>
+          <w:p>
+            <w:pPr>
+              <w:spacing w:line="264" w:lineRule="auto" w:after="0"/>
+            </w:pPr>
+            <w:r/>
+            <w:r>
+              <w:rPr>
+                <w:rFonts w:ascii="Times New Roman" w:hAnsi="Times New Roman" w:eastAsia="宋体"/>
+                <w:b w:val="0"/>
+                <w:sz w:val="18"/>
+              </w:rPr>
+              <w:t>WNS 掉到 +2 ps 这种也算「0 违例」但极危险，余量不足 50 ps 就要警惕</w:t>
+            </w:r>
+          </w:p>
+        </w:tc>
+      </w:tr>
+      <w:tr>
+        <w:tc>
+          <w:tcPr>
+            <w:tcW w:type="dxa" w:w="1474"/>
+          </w:tcPr>
+          <w:p>
+            <w:pPr>
+              <w:spacing w:line="264" w:lineRule="auto" w:after="0"/>
+            </w:pPr>
+            <w:r/>
+            <w:r>
+              <w:rPr>
+                <w:rFonts w:ascii="Times New Roman" w:hAnsi="Times New Roman" w:eastAsia="宋体"/>
+                <w:b w:val="0"/>
+                <w:sz w:val="18"/>
+              </w:rPr>
+              <w:t>功能指标没漂</w:t>
+            </w:r>
+          </w:p>
+        </w:tc>
+        <w:tc>
+          <w:tcPr>
+            <w:tcW w:type="dxa" w:w="4309"/>
+          </w:tcPr>
+          <w:p>
+            <w:pPr>
+              <w:spacing w:line="264" w:lineRule="auto" w:after="0"/>
+            </w:pPr>
+            <w:r/>
+            <w:r>
+              <w:rPr>
+                <w:rFonts w:ascii="Times New Roman" w:hAnsi="Times New Roman" w:eastAsia="宋体"/>
+                <w:b w:val="0"/>
+                <w:sz w:val="18"/>
+              </w:rPr>
+              <w:t>phy_1\camera_to_dsi_display_phy.area 的 #RAMs 应为 51、#DSPs 应为 10</w:t>
+            </w:r>
+          </w:p>
+        </w:tc>
+        <w:tc>
+          <w:tcPr>
+            <w:tcW w:type="dxa" w:w="2494"/>
+          </w:tcPr>
+          <w:p>
+            <w:pPr>
+              <w:spacing w:line="264" w:lineRule="auto" w:after="0"/>
+            </w:pPr>
+            <w:r/>
+            <w:r>
+              <w:rPr>
+                <w:rFonts w:ascii="Times New Roman" w:hAnsi="Times New Roman" w:eastAsia="宋体"/>
+                <w:b w:val="0"/>
+                <w:sz w:val="18"/>
+              </w:rPr>
+              <w:t>数字不对说明某条链路被优化掉了或接错了</w:t>
+            </w:r>
+          </w:p>
+        </w:tc>
+      </w:tr>
+    </w:tbl>
+    <w:p>
+      <w:pPr>
+        <w:spacing w:line="336" w:lineRule="auto" w:after="80"/>
+        <w:ind w:firstLine="440"/>
+      </w:pPr>
+      <w:r>
+        <w:rPr>
+          <w:rFonts w:ascii="Times New Roman" w:hAnsi="Times New Roman" w:eastAsia="宋体"/>
+          <w:b w:val="0"/>
+          <w:sz w:val="22"/>
+        </w:rPr>
+        <w:t>★一句话记法：.bit 的时间戳变新 ≠ 构建成功。必须同时看日志、看网表、看 route.qor。★</w:t>
+      </w:r>
+    </w:p>
+    <w:p>
+      <w:pPr>
+        <w:spacing w:before="180" w:after="80"/>
+      </w:pPr>
+      <w:r>
+        <w:rPr>
+          <w:rFonts w:ascii="Times New Roman" w:hAnsi="Times New Roman" w:eastAsia="宋体"/>
+          <w:b/>
+          <w:sz w:val="24"/>
+        </w:rPr>
+        <w:t>7.3  新增一个 .v 文件的完整步骤</w:t>
+      </w:r>
+    </w:p>
+    <w:p>
+      <w:pPr>
+        <w:spacing w:line="336" w:lineRule="auto" w:after="80"/>
+        <w:ind w:firstLine="440"/>
+      </w:pPr>
+      <w:r>
+        <w:rPr>
+          <w:rFonts w:ascii="Times New Roman" w:hAnsi="Times New Roman" w:eastAsia="宋体"/>
+          <w:b w:val="0"/>
+          <w:sz w:val="22"/>
+        </w:rPr>
+        <w:t>这是最容易出错的地方，四步缺一不可，而且 TD 跑完会按自己的内部状态回写 .al，所以顺序很重要：</w:t>
+      </w:r>
+    </w:p>
+    <w:p>
+      <w:pPr>
+        <w:spacing w:line="324" w:lineRule="auto" w:after="40"/>
+        <w:ind w:left="220"/>
+      </w:pPr>
+      <w:r>
+        <w:rPr>
+          <w:rFonts w:ascii="Times New Roman" w:hAnsi="Times New Roman" w:eastAsia="宋体"/>
+          <w:b w:val="0"/>
+          <w:sz w:val="22"/>
+        </w:rPr>
+        <w:t>· ① 把 .v 放进 proj\baseline\lab3\user_source\hdl_source\ 下对应子目录。</w:t>
+      </w:r>
+    </w:p>
+    <w:p>
+      <w:pPr>
+        <w:spacing w:line="324" w:lineRule="auto" w:after="40"/>
+        <w:ind w:left="220"/>
+      </w:pPr>
+      <w:r>
+        <w:rPr>
+          <w:rFonts w:ascii="Times New Roman" w:hAnsi="Times New Roman" w:eastAsia="宋体"/>
+          <w:b w:val="0"/>
+          <w:sz w:val="22"/>
+        </w:rPr>
+        <w:t>· ② 写进 td_project\camera_to_dsi_display.al（TD 图形界面读的那份）。</w:t>
+      </w:r>
+    </w:p>
+    <w:p>
+      <w:pPr>
+        <w:spacing w:line="324" w:lineRule="auto" w:after="40"/>
+        <w:ind w:left="220"/>
+      </w:pPr>
+      <w:r>
+        <w:rPr>
+          <w:rFonts w:ascii="Times New Roman" w:hAnsi="Times New Roman" w:eastAsia="宋体"/>
+          <w:b w:val="0"/>
+          <w:sz w:val="22"/>
+        </w:rPr>
+        <w:t>· ③ 同时写进两个 run 目录的 .prj：td_project\camera_to_dsi_display_Runs\syn_1\ 与 \phy_1\ 下的 camera_to_dsi_display.prj。★TD 命令行只认 .prj，不认 .al★。</w:t>
+      </w:r>
+    </w:p>
+    <w:p>
+      <w:pPr>
+        <w:spacing w:line="324" w:lineRule="auto" w:after="40"/>
+        <w:ind w:left="220"/>
+      </w:pPr>
+      <w:r>
+        <w:rPr>
+          <w:rFonts w:ascii="Times New Roman" w:hAnsi="Times New Roman" w:eastAsia="宋体"/>
+          <w:b w:val="0"/>
+          <w:sz w:val="22"/>
+        </w:rPr>
+        <w:t>· ④ 构建完之后再查一次 .al，确认第 ② 步的条目还在（TD 可能把它覆盖回去）。</w:t>
+      </w:r>
+    </w:p>
+    <w:p>
+      <w:pPr>
+        <w:spacing w:line="336" w:lineRule="auto" w:after="80"/>
+        <w:ind w:firstLine="440"/>
+      </w:pPr>
+      <w:r>
+        <w:rPr>
+          <w:rFonts w:ascii="Times New Roman" w:hAnsi="Times New Roman" w:eastAsia="宋体"/>
+          <w:b w:val="0"/>
+          <w:sz w:val="22"/>
+        </w:rPr>
+        <w:t>仓库里已有现成脚本可参考：_analysis\scripts\patch_prj_add_lsc.py、patch_prj_add_wbrecip.py、add_obj_to_filelist.py，都是干这件事的。</w:t>
+      </w:r>
+    </w:p>
+    <w:p>
+      <w:pPr>
+        <w:spacing w:before="240" w:after="100"/>
+      </w:pPr>
+      <w:r>
+        <w:rPr>
+          <w:rFonts w:ascii="Times New Roman" w:hAnsi="Times New Roman" w:eastAsia="宋体"/>
+          <w:b/>
+          <w:sz w:val="28"/>
+        </w:rPr>
+        <w:t>8  两行橙色遥测怎么读（板上唯一的调试窗口）</w:t>
+      </w:r>
+    </w:p>
+    <w:p>
+      <w:pPr>
+        <w:spacing w:line="336" w:lineRule="auto" w:after="80"/>
+        <w:ind w:firstLine="440"/>
+      </w:pPr>
+      <w:r>
+        <w:rPr>
+          <w:rFonts w:ascii="Times New Roman" w:hAnsi="Times New Roman" w:eastAsia="宋体"/>
+          <w:b w:val="0"/>
+          <w:sz w:val="22"/>
+        </w:rPr>
+        <w:t>板子上没有串口打印，所有运行期状态都靠画面上这两行 19 字符的橙色文字。它们的位置在 1280×720 内部坐标的 (376,152) 与 (376,164)，换算到 1920×1080 的屏幕坐标要 ×1.5。</w:t>
+      </w:r>
+    </w:p>
+    <w:p>
+      <w:pPr>
+        <w:spacing w:before="180" w:after="80"/>
+      </w:pPr>
+      <w:r>
+        <w:rPr>
+          <w:rFonts w:ascii="Times New Roman" w:hAnsi="Times New Roman" w:eastAsia="宋体"/>
+          <w:b/>
+          <w:sz w:val="24"/>
+        </w:rPr>
+        <w:t>8.1  第 1 行：AE / 亮度 / 白平衡增益</w:t>
+      </w:r>
+    </w:p>
+    <w:p>
+      <w:pPr>
+        <w:spacing w:line="336" w:lineRule="auto" w:after="80"/>
+      </w:pPr>
+      <w:r>
+        <w:rPr>
+          <w:rFonts w:ascii="Times New Roman" w:hAnsi="Times New Roman" w:eastAsia="宋体"/>
+          <w:b w:val="0"/>
+          <w:sz w:val="22"/>
+        </w:rPr>
+        <w:t>格式：AE&lt;gi2&gt;S&lt;st1&gt;M&lt;ml2&gt;W&lt;gr4&gt;B&lt;gb4&gt;，例：AE2E S2 M3B W158B B1B6E</w:t>
+      </w:r>
+    </w:p>
+    <w:tbl>
+      <w:tblPr>
+        <w:tblStyle w:val="TableGrid"/>
+        <w:tblW w:type="auto" w:w="0"/>
+        <w:tblLook w:firstColumn="1" w:firstRow="1" w:lastColumn="0" w:lastRow="0" w:noHBand="0" w:noVBand="1" w:val="04A0"/>
+      </w:tblPr>
+      <w:tblGrid>
+        <w:gridCol w:w="2266"/>
+        <w:gridCol w:w="2266"/>
+        <w:gridCol w:w="2266"/>
+        <w:gridCol w:w="2266"/>
+      </w:tblGrid>
+      <w:tr>
+        <w:tc>
+          <w:tcPr>
+            <w:tcW w:type="dxa" w:w="850"/>
+          </w:tcPr>
+          <w:p>
+            <w:pPr>
+              <w:spacing w:line="264" w:lineRule="auto" w:after="0"/>
+            </w:pPr>
+            <w:r/>
+            <w:r>
+              <w:rPr>
+                <w:rFonts w:ascii="Times New Roman" w:hAnsi="Times New Roman" w:eastAsia="宋体"/>
+                <w:b/>
+                <w:sz w:val="18"/>
+              </w:rPr>
+              <w:t>字段</w:t>
+            </w:r>
+          </w:p>
+        </w:tc>
+        <w:tc>
+          <w:tcPr>
+            <w:tcW w:type="dxa" w:w="1474"/>
+          </w:tcPr>
+          <w:p>
+            <w:pPr>
+              <w:spacing w:line="264" w:lineRule="auto" w:after="0"/>
+            </w:pPr>
+            <w:r/>
+            <w:r>
+              <w:rPr>
+                <w:rFonts w:ascii="Times New Roman" w:hAnsi="Times New Roman" w:eastAsia="宋体"/>
+                <w:b/>
+                <w:sz w:val="18"/>
+              </w:rPr>
+              <w:t>位数</w:t>
+            </w:r>
+          </w:p>
+        </w:tc>
+        <w:tc>
+          <w:tcPr>
+            <w:tcW w:type="dxa" w:w="2835"/>
+          </w:tcPr>
+          <w:p>
+            <w:pPr>
+              <w:spacing w:line="264" w:lineRule="auto" w:after="0"/>
+            </w:pPr>
+            <w:r/>
+            <w:r>
+              <w:rPr>
+                <w:rFonts w:ascii="Times New Roman" w:hAnsi="Times New Roman" w:eastAsia="宋体"/>
+                <w:b/>
+                <w:sz w:val="18"/>
+              </w:rPr>
+              <w:t>含义</w:t>
+            </w:r>
+          </w:p>
+        </w:tc>
+        <w:tc>
+          <w:tcPr>
+            <w:tcW w:type="dxa" w:w="3969"/>
+          </w:tcPr>
+          <w:p>
+            <w:pPr>
+              <w:spacing w:line="264" w:lineRule="auto" w:after="0"/>
+            </w:pPr>
+            <w:r/>
+            <w:r>
+              <w:rPr>
+                <w:rFonts w:ascii="Times New Roman" w:hAnsi="Times New Roman" w:eastAsia="宋体"/>
+                <w:b/>
+                <w:sz w:val="18"/>
+              </w:rPr>
+              <w:t>怎么换算</w:t>
+            </w:r>
+          </w:p>
+        </w:tc>
+      </w:tr>
+      <w:tr>
+        <w:tc>
+          <w:tcPr>
+            <w:tcW w:type="dxa" w:w="850"/>
+          </w:tcPr>
+          <w:p>
+            <w:pPr>
+              <w:spacing w:line="264" w:lineRule="auto" w:after="0"/>
+            </w:pPr>
+            <w:r/>
+            <w:r>
+              <w:rPr>
+                <w:rFonts w:ascii="Times New Roman" w:hAnsi="Times New Roman" w:eastAsia="宋体"/>
+                <w:b w:val="0"/>
+                <w:sz w:val="18"/>
+              </w:rPr>
+              <w:t>AE</w:t>
+            </w:r>
+          </w:p>
+        </w:tc>
+        <w:tc>
+          <w:tcPr>
+            <w:tcW w:type="dxa" w:w="1474"/>
+          </w:tcPr>
+          <w:p>
+            <w:pPr>
+              <w:spacing w:line="264" w:lineRule="auto" w:after="0"/>
+            </w:pPr>
+            <w:r/>
+            <w:r>
+              <w:rPr>
+                <w:rFonts w:ascii="Times New Roman" w:hAnsi="Times New Roman" w:eastAsia="宋体"/>
+                <w:b w:val="0"/>
+                <w:sz w:val="18"/>
+              </w:rPr>
+              <w:t>固定标签</w:t>
+            </w:r>
+          </w:p>
+        </w:tc>
+        <w:tc>
+          <w:tcPr>
+            <w:tcW w:type="dxa" w:w="2835"/>
+          </w:tcPr>
+          <w:p>
+            <w:pPr>
+              <w:spacing w:line="264" w:lineRule="auto" w:after="0"/>
+            </w:pPr>
+            <w:r/>
+            <w:r>
+              <w:rPr>
+                <w:rFonts w:ascii="Times New Roman" w:hAnsi="Times New Roman" w:eastAsia="宋体"/>
+                <w:b w:val="0"/>
+                <w:sz w:val="18"/>
+              </w:rPr>
+              <w:t>就是个标记，不含数值</w:t>
+            </w:r>
+          </w:p>
+        </w:tc>
+        <w:tc>
+          <w:tcPr>
+            <w:tcW w:type="dxa" w:w="3969"/>
+          </w:tcPr>
+          <w:p>
+            <w:pPr>
+              <w:spacing w:line="264" w:lineRule="auto" w:after="0"/>
+            </w:pPr>
+            <w:r/>
+            <w:r>
+              <w:rPr>
+                <w:rFonts w:ascii="Times New Roman" w:hAnsi="Times New Roman" w:eastAsia="宋体"/>
+                <w:b w:val="0"/>
+                <w:sz w:val="18"/>
+              </w:rPr>
+              <w:t>—</w:t>
+            </w:r>
+          </w:p>
+        </w:tc>
+      </w:tr>
+      <w:tr>
+        <w:tc>
+          <w:tcPr>
+            <w:tcW w:type="dxa" w:w="850"/>
+          </w:tcPr>
+          <w:p>
+            <w:pPr>
+              <w:spacing w:line="264" w:lineRule="auto" w:after="0"/>
+            </w:pPr>
+            <w:r/>
+            <w:r>
+              <w:rPr>
+                <w:rFonts w:ascii="Times New Roman" w:hAnsi="Times New Roman" w:eastAsia="宋体"/>
+                <w:b w:val="0"/>
+                <w:sz w:val="18"/>
+              </w:rPr>
+              <w:t>gi</w:t>
+            </w:r>
+          </w:p>
+        </w:tc>
+        <w:tc>
+          <w:tcPr>
+            <w:tcW w:type="dxa" w:w="1474"/>
+          </w:tcPr>
+          <w:p>
+            <w:pPr>
+              <w:spacing w:line="264" w:lineRule="auto" w:after="0"/>
+            </w:pPr>
+            <w:r/>
+            <w:r>
+              <w:rPr>
+                <w:rFonts w:ascii="Times New Roman" w:hAnsi="Times New Roman" w:eastAsia="宋体"/>
+                <w:b w:val="0"/>
+                <w:sz w:val="18"/>
+              </w:rPr>
+              <w:t>2 位十六进制</w:t>
+            </w:r>
+          </w:p>
+        </w:tc>
+        <w:tc>
+          <w:tcPr>
+            <w:tcW w:type="dxa" w:w="2835"/>
+          </w:tcPr>
+          <w:p>
+            <w:pPr>
+              <w:spacing w:line="264" w:lineRule="auto" w:after="0"/>
+            </w:pPr>
+            <w:r/>
+            <w:r>
+              <w:rPr>
+                <w:rFonts w:ascii="Times New Roman" w:hAnsi="Times New Roman" w:eastAsia="宋体"/>
+                <w:b w:val="0"/>
+                <w:sz w:val="18"/>
+              </w:rPr>
+              <w:t>AE 的 7bit 单调增益索引，0~127</w:t>
+            </w:r>
+          </w:p>
+        </w:tc>
+        <w:tc>
+          <w:tcPr>
+            <w:tcW w:type="dxa" w:w="3969"/>
+          </w:tcPr>
+          <w:p>
+            <w:pPr>
+              <w:spacing w:line="264" w:lineRule="auto" w:after="0"/>
+            </w:pPr>
+            <w:r/>
+            <w:r>
+              <w:rPr>
+                <w:rFonts w:ascii="Times New Roman" w:hAnsi="Times New Roman" w:eastAsia="宋体"/>
+                <w:b w:val="0"/>
+                <w:sz w:val="18"/>
+              </w:rPr>
+              <w:t>0=1.000×，127=15.750×；粗档 {0x03,0x07,0x0F,0x1F}=×1/×2/×4/×8，细档 0x20~0x3F = ×1.000~×1.969</w:t>
+            </w:r>
+          </w:p>
+        </w:tc>
+      </w:tr>
+      <w:tr>
+        <w:tc>
+          <w:tcPr>
+            <w:tcW w:type="dxa" w:w="850"/>
+          </w:tcPr>
+          <w:p>
+            <w:pPr>
+              <w:spacing w:line="264" w:lineRule="auto" w:after="0"/>
+            </w:pPr>
+            <w:r/>
+            <w:r>
+              <w:rPr>
+                <w:rFonts w:ascii="Times New Roman" w:hAnsi="Times New Roman" w:eastAsia="宋体"/>
+                <w:b w:val="0"/>
+                <w:sz w:val="18"/>
+              </w:rPr>
+              <w:t>S</w:t>
+            </w:r>
+          </w:p>
+        </w:tc>
+        <w:tc>
+          <w:tcPr>
+            <w:tcW w:type="dxa" w:w="1474"/>
+          </w:tcPr>
+          <w:p>
+            <w:pPr>
+              <w:spacing w:line="264" w:lineRule="auto" w:after="0"/>
+            </w:pPr>
+            <w:r/>
+            <w:r>
+              <w:rPr>
+                <w:rFonts w:ascii="Times New Roman" w:hAnsi="Times New Roman" w:eastAsia="宋体"/>
+                <w:b w:val="0"/>
+                <w:sz w:val="18"/>
+              </w:rPr>
+              <w:t>1 位十进制</w:t>
+            </w:r>
+          </w:p>
+        </w:tc>
+        <w:tc>
+          <w:tcPr>
+            <w:tcW w:type="dxa" w:w="2835"/>
+          </w:tcPr>
+          <w:p>
+            <w:pPr>
+              <w:spacing w:line="264" w:lineRule="auto" w:after="0"/>
+            </w:pPr>
+            <w:r/>
+            <w:r>
+              <w:rPr>
+                <w:rFonts w:ascii="Times New Roman" w:hAnsi="Times New Roman" w:eastAsia="宋体"/>
+                <w:b w:val="0"/>
+                <w:sz w:val="18"/>
+              </w:rPr>
+              <w:t>AE 状态机状态</w:t>
+            </w:r>
+          </w:p>
+        </w:tc>
+        <w:tc>
+          <w:tcPr>
+            <w:tcW w:type="dxa" w:w="3969"/>
+          </w:tcPr>
+          <w:p>
+            <w:pPr>
+              <w:spacing w:line="264" w:lineRule="auto" w:after="0"/>
+            </w:pPr>
+            <w:r/>
+            <w:r>
+              <w:rPr>
+                <w:rFonts w:ascii="Times New Roman" w:hAnsi="Times New Roman" w:eastAsia="宋体"/>
+                <w:b w:val="0"/>
+                <w:sz w:val="18"/>
+              </w:rPr>
+              <w:t>0=等 init 表 / 1=稳定计时 / 2=闭环 / 3=冻结</w:t>
+            </w:r>
+          </w:p>
+        </w:tc>
+      </w:tr>
+      <w:tr>
+        <w:tc>
+          <w:tcPr>
+            <w:tcW w:type="dxa" w:w="850"/>
+          </w:tcPr>
+          <w:p>
+            <w:pPr>
+              <w:spacing w:line="264" w:lineRule="auto" w:after="0"/>
+            </w:pPr>
+            <w:r/>
+            <w:r>
+              <w:rPr>
+                <w:rFonts w:ascii="Times New Roman" w:hAnsi="Times New Roman" w:eastAsia="宋体"/>
+                <w:b w:val="0"/>
+                <w:sz w:val="18"/>
+              </w:rPr>
+              <w:t>M</w:t>
+            </w:r>
+          </w:p>
+        </w:tc>
+        <w:tc>
+          <w:tcPr>
+            <w:tcW w:type="dxa" w:w="1474"/>
+          </w:tcPr>
+          <w:p>
+            <w:pPr>
+              <w:spacing w:line="264" w:lineRule="auto" w:after="0"/>
+            </w:pPr>
+            <w:r/>
+            <w:r>
+              <w:rPr>
+                <w:rFonts w:ascii="Times New Roman" w:hAnsi="Times New Roman" w:eastAsia="宋体"/>
+                <w:b w:val="0"/>
+                <w:sz w:val="18"/>
+              </w:rPr>
+              <w:t>2 位十六进制</w:t>
+            </w:r>
+          </w:p>
+        </w:tc>
+        <w:tc>
+          <w:tcPr>
+            <w:tcW w:type="dxa" w:w="2835"/>
+          </w:tcPr>
+          <w:p>
+            <w:pPr>
+              <w:spacing w:line="264" w:lineRule="auto" w:after="0"/>
+            </w:pPr>
+            <w:r/>
+            <w:r>
+              <w:rPr>
+                <w:rFonts w:ascii="Times New Roman" w:hAnsi="Times New Roman" w:eastAsia="宋体"/>
+                <w:b w:val="0"/>
+                <w:sz w:val="18"/>
+              </w:rPr>
+              <w:t>曲线之前的整帧亮度均值</w:t>
+            </w:r>
+          </w:p>
+        </w:tc>
+        <w:tc>
+          <w:tcPr>
+            <w:tcW w:type="dxa" w:w="3969"/>
+          </w:tcPr>
+          <w:p>
+            <w:pPr>
+              <w:spacing w:line="264" w:lineRule="auto" w:after="0"/>
+            </w:pPr>
+            <w:r/>
+            <w:r>
+              <w:rPr>
+                <w:rFonts w:ascii="Times New Roman" w:hAnsi="Times New Roman" w:eastAsia="宋体"/>
+                <w:b w:val="0"/>
+                <w:sz w:val="18"/>
+              </w:rPr>
+              <w:t>直接就是 0~255 的码值</w:t>
+            </w:r>
+          </w:p>
+        </w:tc>
+      </w:tr>
+      <w:tr>
+        <w:tc>
+          <w:tcPr>
+            <w:tcW w:type="dxa" w:w="850"/>
+          </w:tcPr>
+          <w:p>
+            <w:pPr>
+              <w:spacing w:line="264" w:lineRule="auto" w:after="0"/>
+            </w:pPr>
+            <w:r/>
+            <w:r>
+              <w:rPr>
+                <w:rFonts w:ascii="Times New Roman" w:hAnsi="Times New Roman" w:eastAsia="宋体"/>
+                <w:b w:val="0"/>
+                <w:sz w:val="18"/>
+              </w:rPr>
+              <w:t>W</w:t>
+            </w:r>
+          </w:p>
+        </w:tc>
+        <w:tc>
+          <w:tcPr>
+            <w:tcW w:type="dxa" w:w="1474"/>
+          </w:tcPr>
+          <w:p>
+            <w:pPr>
+              <w:spacing w:line="264" w:lineRule="auto" w:after="0"/>
+            </w:pPr>
+            <w:r/>
+            <w:r>
+              <w:rPr>
+                <w:rFonts w:ascii="Times New Roman" w:hAnsi="Times New Roman" w:eastAsia="宋体"/>
+                <w:b w:val="0"/>
+                <w:sz w:val="18"/>
+              </w:rPr>
+              <w:t>4 位十六进制</w:t>
+            </w:r>
+          </w:p>
+        </w:tc>
+        <w:tc>
+          <w:tcPr>
+            <w:tcW w:type="dxa" w:w="2835"/>
+          </w:tcPr>
+          <w:p>
+            <w:pPr>
+              <w:spacing w:line="264" w:lineRule="auto" w:after="0"/>
+            </w:pPr>
+            <w:r/>
+            <w:r>
+              <w:rPr>
+                <w:rFonts w:ascii="Times New Roman" w:hAnsi="Times New Roman" w:eastAsia="宋体"/>
+                <w:b w:val="0"/>
+                <w:sz w:val="18"/>
+              </w:rPr>
+              <w:t>AWB 施加的 R 增益</w:t>
+            </w:r>
+          </w:p>
+        </w:tc>
+        <w:tc>
+          <w:tcPr>
+            <w:tcW w:type="dxa" w:w="3969"/>
+          </w:tcPr>
+          <w:p>
+            <w:pPr>
+              <w:spacing w:line="264" w:lineRule="auto" w:after="0"/>
+            </w:pPr>
+            <w:r/>
+            <w:r>
+              <w:rPr>
+                <w:rFonts w:ascii="Times New Roman" w:hAnsi="Times New Roman" w:eastAsia="宋体"/>
+                <w:b w:val="0"/>
+                <w:sz w:val="18"/>
+              </w:rPr>
+              <w:t>÷4096 = 倍率。0x1000 = 1.000×，0x158B = 1.346×</w:t>
+            </w:r>
+          </w:p>
+        </w:tc>
+      </w:tr>
+      <w:tr>
+        <w:tc>
+          <w:tcPr>
+            <w:tcW w:type="dxa" w:w="850"/>
+          </w:tcPr>
+          <w:p>
+            <w:pPr>
+              <w:spacing w:line="264" w:lineRule="auto" w:after="0"/>
+            </w:pPr>
+            <w:r/>
+            <w:r>
+              <w:rPr>
+                <w:rFonts w:ascii="Times New Roman" w:hAnsi="Times New Roman" w:eastAsia="宋体"/>
+                <w:b w:val="0"/>
+                <w:sz w:val="18"/>
+              </w:rPr>
+              <w:t>B</w:t>
+            </w:r>
+          </w:p>
+        </w:tc>
+        <w:tc>
+          <w:tcPr>
+            <w:tcW w:type="dxa" w:w="1474"/>
+          </w:tcPr>
+          <w:p>
+            <w:pPr>
+              <w:spacing w:line="264" w:lineRule="auto" w:after="0"/>
+            </w:pPr>
+            <w:r/>
+            <w:r>
+              <w:rPr>
+                <w:rFonts w:ascii="Times New Roman" w:hAnsi="Times New Roman" w:eastAsia="宋体"/>
+                <w:b w:val="0"/>
+                <w:sz w:val="18"/>
+              </w:rPr>
+              <w:t>4 位十六进制</w:t>
+            </w:r>
+          </w:p>
+        </w:tc>
+        <w:tc>
+          <w:tcPr>
+            <w:tcW w:type="dxa" w:w="2835"/>
+          </w:tcPr>
+          <w:p>
+            <w:pPr>
+              <w:spacing w:line="264" w:lineRule="auto" w:after="0"/>
+            </w:pPr>
+            <w:r/>
+            <w:r>
+              <w:rPr>
+                <w:rFonts w:ascii="Times New Roman" w:hAnsi="Times New Roman" w:eastAsia="宋体"/>
+                <w:b w:val="0"/>
+                <w:sz w:val="18"/>
+              </w:rPr>
+              <w:t>AWB 施加的 B 增益</w:t>
+            </w:r>
+          </w:p>
+        </w:tc>
+        <w:tc>
+          <w:tcPr>
+            <w:tcW w:type="dxa" w:w="3969"/>
+          </w:tcPr>
+          <w:p>
+            <w:pPr>
+              <w:spacing w:line="264" w:lineRule="auto" w:after="0"/>
+            </w:pPr>
+            <w:r/>
+            <w:r>
+              <w:rPr>
+                <w:rFonts w:ascii="Times New Roman" w:hAnsi="Times New Roman" w:eastAsia="宋体"/>
+                <w:b w:val="0"/>
+                <w:sz w:val="18"/>
+              </w:rPr>
+              <w:t>同上</w:t>
+            </w:r>
+          </w:p>
+        </w:tc>
+      </w:tr>
+    </w:tbl>
+    <w:p>
+      <w:pPr>
+        <w:spacing w:before="180" w:after="80"/>
+      </w:pPr>
+      <w:r>
+        <w:rPr>
+          <w:rFonts w:ascii="Times New Roman" w:hAnsi="Times New Roman" w:eastAsia="宋体"/>
+          <w:b/>
+          <w:sz w:val="24"/>
+        </w:rPr>
+        <w:t>8.2  第 2 行：AE 决策链的中间变量</w:t>
+      </w:r>
+    </w:p>
+    <w:p>
+      <w:pPr>
+        <w:spacing w:line="336" w:lineRule="auto" w:after="80"/>
+      </w:pPr>
+      <w:r>
+        <w:rPr>
+          <w:rFonts w:ascii="Times New Roman" w:hAnsi="Times New Roman" w:eastAsia="宋体"/>
+          <w:b w:val="0"/>
+          <w:sz w:val="22"/>
+        </w:rPr>
+        <w:t>格式：F&lt;can&gt;&lt;frm&gt;&lt;req&gt;&lt;aec&gt;&lt;cam&gt;T&lt;settle2&gt;N&lt;next2&gt;D&lt;dec2&gt;U&lt;inc2&gt;，前 5 个是 0/1 标志位，后 4 个是两位十六进制数。</w:t>
+      </w:r>
+    </w:p>
+    <w:p>
+      <w:pPr>
+        <w:spacing w:line="324" w:lineRule="auto" w:after="40"/>
+        <w:ind w:left="220"/>
+      </w:pPr>
+      <w:r>
+        <w:rPr>
+          <w:rFonts w:ascii="Times New Roman" w:hAnsi="Times New Roman" w:eastAsia="宋体"/>
+          <w:b w:val="0"/>
+          <w:sz w:val="22"/>
+        </w:rPr>
+        <w:t>· can = 是否可以动作（稳定期结束且帧有效）；frm = 本帧统计是否有效；req = 是否有待发的寄存器请求；aec = AE 表配置是否完成；cam = 摄像头 init 表是否下载完。</w:t>
+      </w:r>
+    </w:p>
+    <w:p>
+      <w:pPr>
+        <w:spacing w:line="324" w:lineRule="auto" w:after="40"/>
+        <w:ind w:left="220"/>
+      </w:pPr>
+      <w:r>
+        <w:rPr>
+          <w:rFonts w:ascii="Times New Roman" w:hAnsi="Times New Roman" w:eastAsia="宋体"/>
+          <w:b w:val="0"/>
+          <w:sz w:val="22"/>
+        </w:rPr>
+        <w:t>· T = 稳定计时器当前值；N = 下一档增益索引；D = 若降档会到多少；U = 若升档会到多少。</w:t>
+      </w:r>
+    </w:p>
+    <w:p>
+      <w:pPr>
+        <w:spacing w:line="336" w:lineRule="auto" w:after="80"/>
+        <w:ind w:firstLine="440"/>
+      </w:pPr>
+      <w:r>
+        <w:rPr>
+          <w:rFonts w:ascii="Times New Roman" w:hAnsi="Times New Roman" w:eastAsia="宋体"/>
+          <w:b w:val="0"/>
+          <w:sz w:val="22"/>
+        </w:rPr>
+        <w:t>★读数值要小心★：小字号下 '7' 和 '2' 很容易看错（'7' 的顶行是满宽 5 格、'2' 的顶行是 01110）。本项目曾经把 gi=0x7F 误读成 0x2E，导致在「AE 不动作」这个假问题上花了好几个小时。关键数值请放大截图，或者直接用 8.3 的方法交叉验算。</w:t>
+      </w:r>
+    </w:p>
+    <w:p>
+      <w:pPr>
+        <w:spacing w:before="180" w:after="80"/>
+      </w:pPr>
+      <w:r>
+        <w:rPr>
+          <w:rFonts w:ascii="Times New Roman" w:hAnsi="Times New Roman" w:eastAsia="宋体"/>
+          <w:b/>
+          <w:sz w:val="24"/>
+        </w:rPr>
+        <w:t>8.3  交叉验算（防读错）</w:t>
+      </w:r>
+    </w:p>
+    <w:p>
+      <w:pPr>
+        <w:spacing w:line="336" w:lineRule="auto" w:after="80"/>
+        <w:ind w:firstLine="440"/>
+      </w:pPr>
+      <w:r>
+        <w:rPr>
+          <w:rFonts w:ascii="Times New Roman" w:hAnsi="Times New Roman" w:eastAsia="宋体"/>
+          <w:b w:val="0"/>
+          <w:sz w:val="22"/>
+        </w:rPr>
+        <w:t>U 与 D 必须满足：U = min(127, gi + step)、D = max(0, gi − step)，step ≤ 8。如果你读出的 gi、U、D 三者凑不出这个关系，那就是字号看错了，不是 RTL 错。</w:t>
+      </w:r>
+    </w:p>
+    <w:p>
+      <w:pPr>
+        <w:spacing w:before="240" w:after="100"/>
+      </w:pPr>
+      <w:r>
+        <w:rPr>
+          <w:rFonts w:ascii="Times New Roman" w:hAnsi="Times New Roman" w:eastAsia="宋体"/>
+          <w:b/>
+          <w:sz w:val="28"/>
+        </w:rPr>
+        <w:t>9  版本与回滚</w:t>
+      </w:r>
+    </w:p>
+    <w:p>
+      <w:pPr>
+        <w:spacing w:line="336" w:lineRule="auto" w:after="80"/>
+        <w:ind w:firstLine="440"/>
+      </w:pPr>
+      <w:r>
+        <w:rPr>
+          <w:rFonts w:ascii="Times New Roman" w:hAnsi="Times New Roman" w:eastAsia="宋体"/>
+          <w:b w:val="0"/>
+          <w:sz w:val="22"/>
+        </w:rPr>
+        <w:t>proj/releases/ 下现有 34 个版本目录，每个都含 .bit、压缩版 .bit、route.qor、camera_to_dsi_display_phy.area 与 readMe.txt。</w:t>
+      </w:r>
+    </w:p>
+    <w:p>
+      <w:pPr>
+        <w:spacing w:line="336" w:lineRule="auto" w:after="80"/>
+      </w:pPr>
+      <w:r>
+        <w:rPr>
+          <w:rFonts w:ascii="Times New Roman" w:hAnsi="Times New Roman" w:eastAsia="宋体"/>
+          <w:b w:val="0"/>
+          <w:sz w:val="22"/>
+        </w:rPr>
+        <w:t>★所有 .bit 的大小都恰好是 1 789 539 字节★，所以「大小对」不能证明「版本对」，必须比 md5。烧录前一定要核对 md5。</w:t>
+      </w:r>
+    </w:p>
+    <w:tbl>
+      <w:tblPr>
+        <w:tblStyle w:val="TableGrid"/>
+        <w:tblW w:type="auto" w:w="0"/>
+        <w:tblLook w:firstColumn="1" w:firstRow="1" w:lastColumn="0" w:lastRow="0" w:noHBand="0" w:noVBand="1" w:val="04A0"/>
+      </w:tblPr>
+      <w:tblGrid>
+        <w:gridCol w:w="3022"/>
+        <w:gridCol w:w="3022"/>
+        <w:gridCol w:w="3022"/>
+      </w:tblGrid>
+      <w:tr>
+        <w:tc>
+          <w:tcPr>
+            <w:tcW w:type="dxa" w:w="1814"/>
+          </w:tcPr>
+          <w:p>
+            <w:pPr>
+              <w:spacing w:line="264" w:lineRule="auto" w:after="0"/>
+            </w:pPr>
+            <w:r/>
+            <w:r>
+              <w:rPr>
+                <w:rFonts w:ascii="Times New Roman" w:hAnsi="Times New Roman" w:eastAsia="宋体"/>
+                <w:b/>
+                <w:sz w:val="18"/>
+              </w:rPr>
+              <w:t>用途</w:t>
+            </w:r>
+          </w:p>
+        </w:tc>
+        <w:tc>
+          <w:tcPr>
+            <w:tcW w:type="dxa" w:w="4195"/>
+          </w:tcPr>
+          <w:p>
+            <w:pPr>
+              <w:spacing w:line="264" w:lineRule="auto" w:after="0"/>
+            </w:pPr>
+            <w:r/>
+            <w:r>
+              <w:rPr>
+                <w:rFonts w:ascii="Times New Roman" w:hAnsi="Times New Roman" w:eastAsia="宋体"/>
+                <w:b/>
+                <w:sz w:val="18"/>
+              </w:rPr>
+              <w:t>目录</w:t>
+            </w:r>
+          </w:p>
+        </w:tc>
+        <w:tc>
+          <w:tcPr>
+            <w:tcW w:type="dxa" w:w="2494"/>
+          </w:tcPr>
+          <w:p>
+            <w:pPr>
+              <w:spacing w:line="264" w:lineRule="auto" w:after="0"/>
+            </w:pPr>
+            <w:r/>
+            <w:r>
+              <w:rPr>
+                <w:rFonts w:ascii="Times New Roman" w:hAnsi="Times New Roman" w:eastAsia="宋体"/>
+                <w:b/>
+                <w:sz w:val="18"/>
+              </w:rPr>
+              <w:t>bit md5</w:t>
+            </w:r>
+          </w:p>
+        </w:tc>
+      </w:tr>
+      <w:tr>
+        <w:tc>
+          <w:tcPr>
+            <w:tcW w:type="dxa" w:w="1814"/>
+          </w:tcPr>
+          <w:p>
+            <w:pPr>
+              <w:spacing w:line="264" w:lineRule="auto" w:after="0"/>
+            </w:pPr>
+            <w:r/>
+            <w:r>
+              <w:rPr>
+                <w:rFonts w:ascii="Times New Roman" w:hAnsi="Times New Roman" w:eastAsia="宋体"/>
+                <w:b w:val="0"/>
+                <w:sz w:val="18"/>
+              </w:rPr>
+              <w:t>★当前交付版★</w:t>
+            </w:r>
+          </w:p>
+        </w:tc>
+        <w:tc>
+          <w:tcPr>
+            <w:tcW w:type="dxa" w:w="4195"/>
+          </w:tcPr>
+          <w:p>
+            <w:pPr>
+              <w:spacing w:line="264" w:lineRule="auto" w:after="0"/>
+            </w:pPr>
+            <w:r/>
+            <w:r>
+              <w:rPr>
+                <w:rFonts w:ascii="Times New Roman" w:hAnsi="Times New Roman" w:eastAsia="宋体"/>
+                <w:b w:val="0"/>
+                <w:sz w:val="18"/>
+              </w:rPr>
+              <w:t>2026-10-18_a2_hold60</w:t>
+            </w:r>
+          </w:p>
+        </w:tc>
+        <w:tc>
+          <w:tcPr>
+            <w:tcW w:type="dxa" w:w="2494"/>
+          </w:tcPr>
+          <w:p>
+            <w:pPr>
+              <w:spacing w:line="264" w:lineRule="auto" w:after="0"/>
+            </w:pPr>
+            <w:r/>
+            <w:r>
+              <w:rPr>
+                <w:rFonts w:ascii="Times New Roman" w:hAnsi="Times New Roman" w:eastAsia="宋体"/>
+                <w:b w:val="0"/>
+                <w:sz w:val="18"/>
+              </w:rPr>
+              <w:t>DB39A5CE50591330A6D6E9C0CFCFB2E3</w:t>
+            </w:r>
+          </w:p>
+        </w:tc>
+      </w:tr>
+      <w:tr>
+        <w:tc>
+          <w:tcPr>
+            <w:tcW w:type="dxa" w:w="1814"/>
+          </w:tcPr>
+          <w:p>
+            <w:pPr>
+              <w:spacing w:line="264" w:lineRule="auto" w:after="0"/>
+            </w:pPr>
+            <w:r/>
+            <w:r>
+              <w:rPr>
+                <w:rFonts w:ascii="Times New Roman" w:hAnsi="Times New Roman" w:eastAsia="宋体"/>
+                <w:b w:val="0"/>
+                <w:sz w:val="18"/>
+              </w:rPr>
+              <w:t>已知良好，可回滚</w:t>
+            </w:r>
+          </w:p>
+        </w:tc>
+        <w:tc>
+          <w:tcPr>
+            <w:tcW w:type="dxa" w:w="4195"/>
+          </w:tcPr>
+          <w:p>
+            <w:pPr>
+              <w:spacing w:line="264" w:lineRule="auto" w:after="0"/>
+            </w:pPr>
+            <w:r/>
+            <w:r>
+              <w:rPr>
+                <w:rFonts w:ascii="Times New Roman" w:hAnsi="Times New Roman" w:eastAsia="宋体"/>
+                <w:b w:val="0"/>
+                <w:sz w:val="18"/>
+              </w:rPr>
+              <w:t>2026-10-18_a2_hold（保持窗口 8 帧版）</w:t>
+            </w:r>
+          </w:p>
+        </w:tc>
+        <w:tc>
+          <w:tcPr>
+            <w:tcW w:type="dxa" w:w="2494"/>
+          </w:tcPr>
+          <w:p>
+            <w:pPr>
+              <w:spacing w:line="264" w:lineRule="auto" w:after="0"/>
+            </w:pPr>
+            <w:r/>
+            <w:r>
+              <w:rPr>
+                <w:rFonts w:ascii="Times New Roman" w:hAnsi="Times New Roman" w:eastAsia="宋体"/>
+                <w:b w:val="0"/>
+                <w:sz w:val="18"/>
+              </w:rPr>
+              <w:t>8F17896E045B770AECE1E0AA75CA692C</w:t>
+            </w:r>
+          </w:p>
+        </w:tc>
+      </w:tr>
+      <w:tr>
+        <w:tc>
+          <w:tcPr>
+            <w:tcW w:type="dxa" w:w="1814"/>
+          </w:tcPr>
+          <w:p>
+            <w:pPr>
+              <w:spacing w:line="264" w:lineRule="auto" w:after="0"/>
+            </w:pPr>
+            <w:r/>
+            <w:r>
+              <w:rPr>
+                <w:rFonts w:ascii="Times New Roman" w:hAnsi="Times New Roman" w:eastAsia="宋体"/>
+                <w:b w:val="0"/>
+                <w:sz w:val="18"/>
+              </w:rPr>
+              <w:t>已知良好，可回滚</w:t>
+            </w:r>
+          </w:p>
+        </w:tc>
+        <w:tc>
+          <w:tcPr>
+            <w:tcW w:type="dxa" w:w="4195"/>
+          </w:tcPr>
+          <w:p>
+            <w:pPr>
+              <w:spacing w:line="264" w:lineRule="auto" w:after="0"/>
+            </w:pPr>
+            <w:r/>
+            <w:r>
+              <w:rPr>
+                <w:rFonts w:ascii="Times New Roman" w:hAnsi="Times New Roman" w:eastAsia="宋体"/>
+                <w:b w:val="0"/>
+                <w:sz w:val="18"/>
+              </w:rPr>
+              <w:t>2026-10-17_baseline_p0_closed（闭环最干净的基线）</w:t>
+            </w:r>
+          </w:p>
+        </w:tc>
+        <w:tc>
+          <w:tcPr>
+            <w:tcW w:type="dxa" w:w="2494"/>
+          </w:tcPr>
+          <w:p>
+            <w:pPr>
+              <w:spacing w:line="264" w:lineRule="auto" w:after="0"/>
+            </w:pPr>
+            <w:r/>
+            <w:r>
+              <w:rPr>
+                <w:rFonts w:ascii="Times New Roman" w:hAnsi="Times New Roman" w:eastAsia="宋体"/>
+                <w:b w:val="0"/>
+                <w:sz w:val="18"/>
+              </w:rPr>
+              <w:t>6CB52C8463FB6E96A7EC7DE69AE6E754</w:t>
+            </w:r>
+          </w:p>
+        </w:tc>
+      </w:tr>
+      <w:tr>
+        <w:tc>
+          <w:tcPr>
+            <w:tcW w:type="dxa" w:w="1814"/>
+          </w:tcPr>
+          <w:p>
+            <w:pPr>
+              <w:spacing w:line="264" w:lineRule="auto" w:after="0"/>
+            </w:pPr>
+            <w:r/>
+            <w:r>
+              <w:rPr>
+                <w:rFonts w:ascii="Times New Roman" w:hAnsi="Times New Roman" w:eastAsia="宋体"/>
+                <w:b w:val="0"/>
+                <w:sz w:val="18"/>
+              </w:rPr>
+              <w:t>★不要用★</w:t>
+            </w:r>
+          </w:p>
+        </w:tc>
+        <w:tc>
+          <w:tcPr>
+            <w:tcW w:type="dxa" w:w="4195"/>
+          </w:tcPr>
+          <w:p>
+            <w:pPr>
+              <w:spacing w:line="264" w:lineRule="auto" w:after="0"/>
+            </w:pPr>
+            <w:r/>
+            <w:r>
+              <w:rPr>
+                <w:rFonts w:ascii="Times New Roman" w:hAnsi="Times New Roman" w:eastAsia="宋体"/>
+                <w:b w:val="0"/>
+                <w:sz w:val="18"/>
+              </w:rPr>
+              <w:t>2026-10-18_a2_hold60_fix9</w:t>
+            </w:r>
+          </w:p>
+        </w:tc>
+        <w:tc>
+          <w:tcPr>
+            <w:tcW w:type="dxa" w:w="2494"/>
+          </w:tcPr>
+          <w:p>
+            <w:pPr>
+              <w:spacing w:line="264" w:lineRule="auto" w:after="0"/>
+            </w:pPr>
+            <w:r/>
+            <w:r>
+              <w:rPr>
+                <w:rFonts w:ascii="Times New Roman" w:hAnsi="Times New Roman" w:eastAsia="宋体"/>
+                <w:b w:val="0"/>
+                <w:sz w:val="18"/>
+              </w:rPr>
+              <w:t>04942553…（WNS 掉到 +2 ps，已回退）</w:t>
+            </w:r>
+          </w:p>
+        </w:tc>
+      </w:tr>
+      <w:tr>
+        <w:tc>
+          <w:tcPr>
+            <w:tcW w:type="dxa" w:w="1814"/>
+          </w:tcPr>
+          <w:p>
+            <w:pPr>
+              <w:spacing w:line="264" w:lineRule="auto" w:after="0"/>
+            </w:pPr>
+            <w:r/>
+            <w:r>
+              <w:rPr>
+                <w:rFonts w:ascii="Times New Roman" w:hAnsi="Times New Roman" w:eastAsia="宋体"/>
+                <w:b w:val="0"/>
+                <w:sz w:val="18"/>
+              </w:rPr>
+              <w:t>原厂基线</w:t>
+            </w:r>
+          </w:p>
+        </w:tc>
+        <w:tc>
+          <w:tcPr>
+            <w:tcW w:type="dxa" w:w="4195"/>
+          </w:tcPr>
+          <w:p>
+            <w:pPr>
+              <w:spacing w:line="264" w:lineRule="auto" w:after="0"/>
+            </w:pPr>
+            <w:r/>
+            <w:r>
+              <w:rPr>
+                <w:rFonts w:ascii="Times New Roman" w:hAnsi="Times New Roman" w:eastAsia="宋体"/>
+                <w:b w:val="0"/>
+                <w:sz w:val="18"/>
+              </w:rPr>
+              <w:t>lab3_vendor_2026-09-10</w:t>
+            </w:r>
+          </w:p>
+        </w:tc>
+        <w:tc>
+          <w:tcPr>
+            <w:tcW w:type="dxa" w:w="2494"/>
+          </w:tcPr>
+          <w:p>
+            <w:pPr>
+              <w:spacing w:line="264" w:lineRule="auto" w:after="0"/>
+            </w:pPr>
+            <w:r/>
+            <w:r>
+              <w:rPr>
+                <w:rFonts w:ascii="Times New Roman" w:hAnsi="Times New Roman" w:eastAsia="宋体"/>
+                <w:b w:val="0"/>
+                <w:sz w:val="18"/>
+              </w:rPr>
+              <w:t>B12FF9AE…（未改过的官方例程）</w:t>
+            </w:r>
+          </w:p>
+        </w:tc>
+      </w:tr>
+    </w:tbl>
+    <w:p>
+      <w:pPr>
+        <w:spacing w:line="336" w:lineRule="auto" w:after="80"/>
+        <w:ind w:firstLine="440"/>
+      </w:pPr>
+      <w:r>
+        <w:rPr>
+          <w:rFonts w:ascii="Times New Roman" w:hAnsi="Times New Roman" w:eastAsia="宋体"/>
+          <w:b w:val="0"/>
+          <w:sz w:val="22"/>
+        </w:rPr>
+        <w:t>板子烧坏了怎么救：先烧一个「已知良好」的版本确认硬件没坏，再回去查自己改的东西。烧完必须拔电 5 秒重新上电（不是按复位键），因为摄像头 init 表与传感器状态只在冷启动时重来。</w:t>
+      </w:r>
+    </w:p>
+    <w:p>
+      <w:pPr>
+        <w:spacing w:before="240" w:after="100"/>
+      </w:pPr>
+      <w:r>
+        <w:rPr>
+          <w:rFonts w:ascii="Times New Roman" w:hAnsi="Times New Roman" w:eastAsia="宋体"/>
+          <w:b/>
+          <w:sz w:val="28"/>
+        </w:rPr>
+        <w:t>10  当前仍未解决的问题</w:t>
+      </w:r>
+    </w:p>
+    <w:p>
+      <w:pPr>
+        <w:spacing w:line="336" w:lineRule="auto" w:after="80"/>
+        <w:ind w:firstLine="440"/>
+      </w:pPr>
+      <w:r>
+        <w:rPr>
+          <w:rFonts w:ascii="Times New Roman" w:hAnsi="Times New Roman" w:eastAsia="宋体"/>
+          <w:b w:val="0"/>
+          <w:sz w:val="22"/>
+        </w:rPr>
+        <w:t>以下都是截至 2026-10-20 的真实状态，不是「待办猜测」：</w:t>
+      </w:r>
+    </w:p>
+    <w:tbl>
+      <w:tblPr>
+        <w:tblStyle w:val="TableGrid"/>
+        <w:tblW w:type="auto" w:w="0"/>
+        <w:tblLook w:firstColumn="1" w:firstRow="1" w:lastColumn="0" w:lastRow="0" w:noHBand="0" w:noVBand="1" w:val="04A0"/>
+      </w:tblPr>
+      <w:tblGrid>
+        <w:gridCol w:w="2266"/>
+        <w:gridCol w:w="2266"/>
+        <w:gridCol w:w="2266"/>
+        <w:gridCol w:w="2266"/>
+      </w:tblGrid>
+      <w:tr>
+        <w:tc>
+          <w:tcPr>
+            <w:tcW w:type="dxa" w:w="567"/>
+          </w:tcPr>
+          <w:p>
+            <w:pPr>
+              <w:spacing w:line="264" w:lineRule="auto" w:after="0"/>
+            </w:pPr>
+            <w:r/>
+            <w:r>
+              <w:rPr>
+                <w:rFonts w:ascii="Times New Roman" w:hAnsi="Times New Roman" w:eastAsia="宋体"/>
+                <w:b/>
+                <w:sz w:val="18"/>
+              </w:rPr>
+              <w:t>编号</w:t>
+            </w:r>
+          </w:p>
+        </w:tc>
+        <w:tc>
+          <w:tcPr>
+            <w:tcW w:type="dxa" w:w="2608"/>
+          </w:tcPr>
+          <w:p>
+            <w:pPr>
+              <w:spacing w:line="264" w:lineRule="auto" w:after="0"/>
+            </w:pPr>
+            <w:r/>
+            <w:r>
+              <w:rPr>
+                <w:rFonts w:ascii="Times New Roman" w:hAnsi="Times New Roman" w:eastAsia="宋体"/>
+                <w:b/>
+                <w:sz w:val="18"/>
+              </w:rPr>
+              <w:t>问题</w:t>
+            </w:r>
+          </w:p>
+        </w:tc>
+        <w:tc>
+          <w:tcPr>
+            <w:tcW w:type="dxa" w:w="3402"/>
+          </w:tcPr>
+          <w:p>
+            <w:pPr>
+              <w:spacing w:line="264" w:lineRule="auto" w:after="0"/>
+            </w:pPr>
+            <w:r/>
+            <w:r>
+              <w:rPr>
+                <w:rFonts w:ascii="Times New Roman" w:hAnsi="Times New Roman" w:eastAsia="宋体"/>
+                <w:b/>
+                <w:sz w:val="18"/>
+              </w:rPr>
+              <w:t>当前状态</w:t>
+            </w:r>
+          </w:p>
+        </w:tc>
+        <w:tc>
+          <w:tcPr>
+            <w:tcW w:type="dxa" w:w="2041"/>
+          </w:tcPr>
+          <w:p>
+            <w:pPr>
+              <w:spacing w:line="264" w:lineRule="auto" w:after="0"/>
+            </w:pPr>
+            <w:r/>
+            <w:r>
+              <w:rPr>
+                <w:rFonts w:ascii="Times New Roman" w:hAnsi="Times New Roman" w:eastAsia="宋体"/>
+                <w:b/>
+                <w:sz w:val="18"/>
+              </w:rPr>
+              <w:t>影响</w:t>
+            </w:r>
+          </w:p>
+        </w:tc>
+      </w:tr>
+      <w:tr>
+        <w:tc>
+          <w:tcPr>
+            <w:tcW w:type="dxa" w:w="567"/>
+          </w:tcPr>
+          <w:p>
+            <w:pPr>
+              <w:spacing w:line="264" w:lineRule="auto" w:after="0"/>
+            </w:pPr>
+            <w:r/>
+            <w:r>
+              <w:rPr>
+                <w:rFonts w:ascii="Times New Roman" w:hAnsi="Times New Roman" w:eastAsia="宋体"/>
+                <w:b w:val="0"/>
+                <w:sz w:val="18"/>
+              </w:rPr>
+              <w:t>1</w:t>
+            </w:r>
+          </w:p>
+        </w:tc>
+        <w:tc>
+          <w:tcPr>
+            <w:tcW w:type="dxa" w:w="2608"/>
+          </w:tcPr>
+          <w:p>
+            <w:pPr>
+              <w:spacing w:line="264" w:lineRule="auto" w:after="0"/>
+            </w:pPr>
+            <w:r/>
+            <w:r>
+              <w:rPr>
+                <w:rFonts w:ascii="Times New Roman" w:hAnsi="Times New Roman" w:eastAsia="宋体"/>
+                <w:b w:val="0"/>
+                <w:sz w:val="18"/>
+              </w:rPr>
+              <w:t>R/B 相对 G 有约 2~3 码的固定负偏置（与亮度无关）</w:t>
+            </w:r>
+          </w:p>
+        </w:tc>
+        <w:tc>
+          <w:tcPr>
+            <w:tcW w:type="dxa" w:w="3402"/>
+          </w:tcPr>
+          <w:p>
+            <w:pPr>
+              <w:spacing w:line="264" w:lineRule="auto" w:after="0"/>
+            </w:pPr>
+            <w:r/>
+            <w:r>
+              <w:rPr>
+                <w:rFonts w:ascii="Times New Roman" w:hAnsi="Times New Roman" w:eastAsia="宋体"/>
+                <w:b w:val="0"/>
+                <w:sz w:val="18"/>
+              </w:rPr>
+              <w:t>亮场景已进 0.98~1.02 验收带；暗场景仍会偏绿。归属未定案</w:t>
+            </w:r>
+          </w:p>
+        </w:tc>
+        <w:tc>
+          <w:tcPr>
+            <w:tcW w:type="dxa" w:w="2041"/>
+          </w:tcPr>
+          <w:p>
+            <w:pPr>
+              <w:spacing w:line="264" w:lineRule="auto" w:after="0"/>
+            </w:pPr>
+            <w:r/>
+            <w:r>
+              <w:rPr>
+                <w:rFonts w:ascii="Times New Roman" w:hAnsi="Times New Roman" w:eastAsia="宋体"/>
+                <w:b w:val="0"/>
+                <w:sz w:val="18"/>
+              </w:rPr>
+              <w:t>画面暗时偏绿；不阻塞交付</w:t>
+            </w:r>
+          </w:p>
+        </w:tc>
+      </w:tr>
+      <w:tr>
+        <w:tc>
+          <w:tcPr>
+            <w:tcW w:type="dxa" w:w="567"/>
+          </w:tcPr>
+          <w:p>
+            <w:pPr>
+              <w:spacing w:line="264" w:lineRule="auto" w:after="0"/>
+            </w:pPr>
+            <w:r/>
+            <w:r>
+              <w:rPr>
+                <w:rFonts w:ascii="Times New Roman" w:hAnsi="Times New Roman" w:eastAsia="宋体"/>
+                <w:b w:val="0"/>
+                <w:sz w:val="18"/>
+              </w:rPr>
+              <w:t>2</w:t>
+            </w:r>
+          </w:p>
+        </w:tc>
+        <w:tc>
+          <w:tcPr>
+            <w:tcW w:type="dxa" w:w="2608"/>
+          </w:tcPr>
+          <w:p>
+            <w:pPr>
+              <w:spacing w:line="264" w:lineRule="auto" w:after="0"/>
+            </w:pPr>
+            <w:r/>
+            <w:r>
+              <w:rPr>
+                <w:rFonts w:ascii="Times New Roman" w:hAnsi="Times New Roman" w:eastAsia="宋体"/>
+                <w:b w:val="0"/>
+                <w:sz w:val="18"/>
+              </w:rPr>
+              <w:t>目标检测只支持「红色」一种颜色特征</w:t>
+            </w:r>
+          </w:p>
+        </w:tc>
+        <w:tc>
+          <w:tcPr>
+            <w:tcW w:type="dxa" w:w="3402"/>
+          </w:tcPr>
+          <w:p>
+            <w:pPr>
+              <w:spacing w:line="264" w:lineRule="auto" w:after="0"/>
+            </w:pPr>
+            <w:r/>
+            <w:r>
+              <w:rPr>
+                <w:rFonts w:ascii="Times New Roman" w:hAnsi="Times New Roman" w:eastAsia="宋体"/>
+                <w:b w:val="0"/>
+                <w:sz w:val="18"/>
+              </w:rPr>
+              <w:t>16×9 块级 + 两帧确认 + 孤立块滤除 + 60 帧保持，已上板验收通过</w:t>
+            </w:r>
+          </w:p>
+        </w:tc>
+        <w:tc>
+          <w:tcPr>
+            <w:tcW w:type="dxa" w:w="2041"/>
+          </w:tcPr>
+          <w:p>
+            <w:pPr>
+              <w:spacing w:line="264" w:lineRule="auto" w:after="0"/>
+            </w:pPr>
+            <w:r/>
+            <w:r>
+              <w:rPr>
+                <w:rFonts w:ascii="Times New Roman" w:hAnsi="Times New Roman" w:eastAsia="宋体"/>
+                <w:b w:val="0"/>
+                <w:sz w:val="18"/>
+              </w:rPr>
+              <w:t>换别的颜色需要改 obj_detect.v 的三个阈值参数</w:t>
+            </w:r>
+          </w:p>
+        </w:tc>
+      </w:tr>
+      <w:tr>
+        <w:tc>
+          <w:tcPr>
+            <w:tcW w:type="dxa" w:w="567"/>
+          </w:tcPr>
+          <w:p>
+            <w:pPr>
+              <w:spacing w:line="264" w:lineRule="auto" w:after="0"/>
+            </w:pPr>
+            <w:r/>
+            <w:r>
+              <w:rPr>
+                <w:rFonts w:ascii="Times New Roman" w:hAnsi="Times New Roman" w:eastAsia="宋体"/>
+                <w:b w:val="0"/>
+                <w:sz w:val="18"/>
+              </w:rPr>
+              <w:t>3</w:t>
+            </w:r>
+          </w:p>
+        </w:tc>
+        <w:tc>
+          <w:tcPr>
+            <w:tcW w:type="dxa" w:w="2608"/>
+          </w:tcPr>
+          <w:p>
+            <w:pPr>
+              <w:spacing w:line="264" w:lineRule="auto" w:after="0"/>
+            </w:pPr>
+            <w:r/>
+            <w:r>
+              <w:rPr>
+                <w:rFonts w:ascii="Times New Roman" w:hAnsi="Times New Roman" w:eastAsia="宋体"/>
+                <w:b w:val="0"/>
+                <w:sz w:val="18"/>
+              </w:rPr>
+              <w:t>运动检测对「整幅画面突然变暗」不敏感</w:t>
+            </w:r>
+          </w:p>
+        </w:tc>
+        <w:tc>
+          <w:tcPr>
+            <w:tcW w:type="dxa" w:w="3402"/>
+          </w:tcPr>
+          <w:p>
+            <w:pPr>
+              <w:spacing w:line="264" w:lineRule="auto" w:after="0"/>
+            </w:pPr>
+            <w:r/>
+            <w:r>
+              <w:rPr>
+                <w:rFonts w:ascii="Times New Roman" w:hAnsi="Times New Roman" w:eastAsia="宋体"/>
+                <w:b w:val="0"/>
+                <w:sz w:val="18"/>
+              </w:rPr>
+              <w:t>块均值同时下降时块间差异拉不开，属算法固有特性，不是 bug</w:t>
+            </w:r>
+          </w:p>
+        </w:tc>
+        <w:tc>
+          <w:tcPr>
+            <w:tcW w:type="dxa" w:w="2041"/>
+          </w:tcPr>
+          <w:p>
+            <w:pPr>
+              <w:spacing w:line="264" w:lineRule="auto" w:after="0"/>
+            </w:pPr>
+            <w:r/>
+            <w:r>
+              <w:rPr>
+                <w:rFonts w:ascii="Times New Roman" w:hAnsi="Times New Roman" w:eastAsia="宋体"/>
+                <w:b w:val="0"/>
+                <w:sz w:val="18"/>
+              </w:rPr>
+              <w:t>现场开关灯不会误报，但也检测不到</w:t>
+            </w:r>
+          </w:p>
+        </w:tc>
+      </w:tr>
+      <w:tr>
+        <w:tc>
+          <w:tcPr>
+            <w:tcW w:type="dxa" w:w="567"/>
+          </w:tcPr>
+          <w:p>
+            <w:pPr>
+              <w:spacing w:line="264" w:lineRule="auto" w:after="0"/>
+            </w:pPr>
+            <w:r/>
+            <w:r>
+              <w:rPr>
+                <w:rFonts w:ascii="Times New Roman" w:hAnsi="Times New Roman" w:eastAsia="宋体"/>
+                <w:b w:val="0"/>
+                <w:sz w:val="18"/>
+              </w:rPr>
+              <w:t>4</w:t>
+            </w:r>
+          </w:p>
+        </w:tc>
+        <w:tc>
+          <w:tcPr>
+            <w:tcW w:type="dxa" w:w="2608"/>
+          </w:tcPr>
+          <w:p>
+            <w:pPr>
+              <w:spacing w:line="264" w:lineRule="auto" w:after="0"/>
+            </w:pPr>
+            <w:r/>
+            <w:r>
+              <w:rPr>
+                <w:rFonts w:ascii="Times New Roman" w:hAnsi="Times New Roman" w:eastAsia="宋体"/>
+                <w:b w:val="0"/>
+                <w:sz w:val="18"/>
+              </w:rPr>
+              <w:t>OSD 画面顶部第 0~3 行有品红瞬态</w:t>
+            </w:r>
+          </w:p>
+        </w:tc>
+        <w:tc>
+          <w:tcPr>
+            <w:tcW w:type="dxa" w:w="3402"/>
+          </w:tcPr>
+          <w:p>
+            <w:pPr>
+              <w:spacing w:line="264" w:lineRule="auto" w:after="0"/>
+            </w:pPr>
+            <w:r/>
+            <w:r>
+              <w:rPr>
+                <w:rFonts w:ascii="Times New Roman" w:hAnsi="Times New Roman" w:eastAsia="宋体"/>
+                <w:b w:val="0"/>
+                <w:sz w:val="18"/>
+              </w:rPr>
+              <w:t>1080 行里坏 3 行，一直存在，未定位到具体模块</w:t>
+            </w:r>
+          </w:p>
+        </w:tc>
+        <w:tc>
+          <w:tcPr>
+            <w:tcW w:type="dxa" w:w="2041"/>
+          </w:tcPr>
+          <w:p>
+            <w:pPr>
+              <w:spacing w:line="264" w:lineRule="auto" w:after="0"/>
+            </w:pPr>
+            <w:r/>
+            <w:r>
+              <w:rPr>
+                <w:rFonts w:ascii="Times New Roman" w:hAnsi="Times New Roman" w:eastAsia="宋体"/>
+                <w:b w:val="0"/>
+                <w:sz w:val="18"/>
+              </w:rPr>
+              <w:t>可忽略；1080 行里 3 行</w:t>
+            </w:r>
+          </w:p>
+        </w:tc>
+      </w:tr>
+      <w:tr>
+        <w:tc>
+          <w:tcPr>
+            <w:tcW w:type="dxa" w:w="567"/>
+          </w:tcPr>
+          <w:p>
+            <w:pPr>
+              <w:spacing w:line="264" w:lineRule="auto" w:after="0"/>
+            </w:pPr>
+            <w:r/>
+            <w:r>
+              <w:rPr>
+                <w:rFonts w:ascii="Times New Roman" w:hAnsi="Times New Roman" w:eastAsia="宋体"/>
+                <w:b w:val="0"/>
+                <w:sz w:val="18"/>
+              </w:rPr>
+              <w:t>5</w:t>
+            </w:r>
+          </w:p>
+        </w:tc>
+        <w:tc>
+          <w:tcPr>
+            <w:tcW w:type="dxa" w:w="2608"/>
+          </w:tcPr>
+          <w:p>
+            <w:pPr>
+              <w:spacing w:line="264" w:lineRule="auto" w:after="0"/>
+            </w:pPr>
+            <w:r/>
+            <w:r>
+              <w:rPr>
+                <w:rFonts w:ascii="Times New Roman" w:hAnsi="Times New Roman" w:eastAsia="宋体"/>
+                <w:b w:val="0"/>
+                <w:sz w:val="18"/>
+              </w:rPr>
+              <w:t>QSPI 固化未做</w:t>
+            </w:r>
+          </w:p>
+        </w:tc>
+        <w:tc>
+          <w:tcPr>
+            <w:tcW w:type="dxa" w:w="3402"/>
+          </w:tcPr>
+          <w:p>
+            <w:pPr>
+              <w:spacing w:line="264" w:lineRule="auto" w:after="0"/>
+            </w:pPr>
+            <w:r/>
+            <w:r>
+              <w:rPr>
+                <w:rFonts w:ascii="Times New Roman" w:hAnsi="Times New Roman" w:eastAsia="宋体"/>
+                <w:b w:val="0"/>
+                <w:sz w:val="18"/>
+              </w:rPr>
+              <w:t>板载 N25Q128 就是配置 Flash，用 TD 的 Program Flash 写入即可，不需要写 RTL 加载器；但尚未执行</w:t>
+            </w:r>
+          </w:p>
+        </w:tc>
+        <w:tc>
+          <w:tcPr>
+            <w:tcW w:type="dxa" w:w="2041"/>
+          </w:tcPr>
+          <w:p>
+            <w:pPr>
+              <w:spacing w:line="264" w:lineRule="auto" w:after="0"/>
+            </w:pPr>
+            <w:r/>
+            <w:r>
+              <w:rPr>
+                <w:rFonts w:ascii="Times New Roman" w:hAnsi="Times New Roman" w:eastAsia="宋体"/>
+                <w:b w:val="0"/>
+                <w:sz w:val="18"/>
+              </w:rPr>
+              <w:t>★竞赛硬性要求：最终设计必须上电即可运行★，这是通过/不通过级别</w:t>
+            </w:r>
+          </w:p>
+        </w:tc>
+      </w:tr>
+      <w:tr>
+        <w:tc>
+          <w:tcPr>
+            <w:tcW w:type="dxa" w:w="567"/>
+          </w:tcPr>
+          <w:p>
+            <w:pPr>
+              <w:spacing w:line="264" w:lineRule="auto" w:after="0"/>
+            </w:pPr>
+            <w:r/>
+            <w:r>
+              <w:rPr>
+                <w:rFonts w:ascii="Times New Roman" w:hAnsi="Times New Roman" w:eastAsia="宋体"/>
+                <w:b w:val="0"/>
+                <w:sz w:val="18"/>
+              </w:rPr>
+              <w:t>6</w:t>
+            </w:r>
+          </w:p>
+        </w:tc>
+        <w:tc>
+          <w:tcPr>
+            <w:tcW w:type="dxa" w:w="2608"/>
+          </w:tcPr>
+          <w:p>
+            <w:pPr>
+              <w:spacing w:line="264" w:lineRule="auto" w:after="0"/>
+            </w:pPr>
+            <w:r/>
+            <w:r>
+              <w:rPr>
+                <w:rFonts w:ascii="Times New Roman" w:hAnsi="Times New Roman" w:eastAsia="宋体"/>
+                <w:b w:val="0"/>
+                <w:sz w:val="18"/>
+              </w:rPr>
+              <w:t>报告仍缺实物照片、系统框图以外的插图、心得正文</w:t>
+            </w:r>
+          </w:p>
+        </w:tc>
+        <w:tc>
+          <w:tcPr>
+            <w:tcW w:type="dxa" w:w="3402"/>
+          </w:tcPr>
+          <w:p>
+            <w:pPr>
+              <w:spacing w:line="264" w:lineRule="auto" w:after="0"/>
+            </w:pPr>
+            <w:r/>
+            <w:r>
+              <w:rPr>
+                <w:rFonts w:ascii="Times New Roman" w:hAnsi="Times New Roman" w:eastAsia="宋体"/>
+                <w:b w:val="0"/>
+                <w:sz w:val="18"/>
+              </w:rPr>
+              <w:t>框图已插入（图 1）；实物照片与心得需负责人本人提供</w:t>
+            </w:r>
+          </w:p>
+        </w:tc>
+        <w:tc>
+          <w:tcPr>
+            <w:tcW w:type="dxa" w:w="2041"/>
+          </w:tcPr>
+          <w:p>
+            <w:pPr>
+              <w:spacing w:line="264" w:lineRule="auto" w:after="0"/>
+            </w:pPr>
+            <w:r/>
+            <w:r>
+              <w:rPr>
+                <w:rFonts w:ascii="Times New Roman" w:hAnsi="Times New Roman" w:eastAsia="宋体"/>
+                <w:b w:val="0"/>
+                <w:sz w:val="18"/>
+              </w:rPr>
+              <w:t>影响报告完整性，不影响设计本身</w:t>
+            </w:r>
+          </w:p>
+        </w:tc>
+      </w:tr>
+    </w:tbl>
+    <w:p>
+      <w:pPr>
+        <w:spacing w:line="336" w:lineRule="auto" w:after="80"/>
+        <w:ind w:firstLine="440"/>
+      </w:pPr>
+      <w:r>
+        <w:rPr>
+          <w:rFonts w:ascii="Times New Roman" w:hAnsi="Times New Roman" w:eastAsia="宋体"/>
+          <w:b w:val="0"/>
+          <w:sz w:val="22"/>
+        </w:rPr>
+        <w:t>时间节点：竞赛要求在 11-04 前提交电子版材料。当前阶段以「把功能做完、做稳」优先，QSPI 固化与实物录像排在最后。</w:t>
+      </w:r>
+    </w:p>
+    <w:p>
+      <w:pPr>
+        <w:spacing w:before="240" w:after="100"/>
+      </w:pPr>
+      <w:r>
+        <w:rPr>
+          <w:rFonts w:ascii="Times New Roman" w:hAnsi="Times New Roman" w:eastAsia="宋体"/>
+          <w:b/>
+          <w:sz w:val="28"/>
+        </w:rPr>
+        <w:t>11  你改代码前必须知道的三个契约</w:t>
+      </w:r>
+    </w:p>
+    <w:p>
+      <w:pPr>
+        <w:spacing w:before="180" w:after="80"/>
+      </w:pPr>
+      <w:r>
+        <w:rPr>
+          <w:rFonts w:ascii="Times New Roman" w:hAnsi="Times New Roman" w:eastAsia="宋体"/>
+          <w:b/>
+          <w:sz w:val="24"/>
+        </w:rPr>
+        <w:t>11.1  96bit 数据流的字节序</w:t>
+      </w:r>
+    </w:p>
+    <w:p>
+      <w:pPr>
+        <w:spacing w:line="336" w:lineRule="auto" w:after="80"/>
+        <w:ind w:firstLine="440"/>
+      </w:pPr>
+      <w:r>
+        <w:rPr>
+          <w:rFonts w:ascii="Times New Roman" w:hAnsi="Times New Roman" w:eastAsia="宋体"/>
+          <w:b w:val="0"/>
+          <w:sz w:val="22"/>
+        </w:rPr>
+        <w:t>ISP 域一拍是 4 个像素、每像素 24bit，共 96bit。四个像素在总线上的排列是：</w:t>
+      </w:r>
+    </w:p>
+    <w:p>
+      <w:pPr>
+        <w:spacing w:line="336" w:lineRule="auto" w:after="80"/>
+      </w:pPr>
+      <w:r>
+        <w:rPr>
+          <w:rFonts w:ascii="Times New Roman" w:hAnsi="Times New Roman" w:eastAsia="宋体"/>
+          <w:b w:val="0"/>
+          <w:sz w:val="22"/>
+        </w:rPr>
+        <w:t>p0r = I_tdata[23:16]、p0g = I_tdata[15:8]、p0b = I_tdata[7:0]；p1 整体 +24bit，即 p1r = [47:40]、p1g = [39:32]、p1b = [31:24]；p2、p3 依次 +48、+72。</w:t>
+      </w:r>
+    </w:p>
+    <w:p>
+      <w:pPr>
+        <w:spacing w:line="336" w:lineRule="auto" w:after="80"/>
+        <w:ind w:firstLine="440"/>
+      </w:pPr>
+      <w:r>
+        <w:rPr>
+          <w:rFonts w:ascii="Times New Roman" w:hAnsi="Times New Roman" w:eastAsia="宋体"/>
+          <w:b w:val="0"/>
+          <w:sz w:val="22"/>
+        </w:rPr>
+        <w:t>代码里能看到对应写法（awb.v:151-163 用的是 I_tdata_d0[16+:8] 这种形式，等价）。★如果字节序搞反，R 和 B 会互换，所有颜色结论都会变成假的偏色，而且很难从画面上看出来。★</w:t>
+      </w:r>
+    </w:p>
+    <w:p>
+      <w:pPr>
+        <w:spacing w:before="180" w:after="80"/>
+      </w:pPr>
+      <w:r>
+        <w:rPr>
+          <w:rFonts w:ascii="Times New Roman" w:hAnsi="Times New Roman" w:eastAsia="宋体"/>
+          <w:b/>
+          <w:sz w:val="24"/>
+        </w:rPr>
+        <w:t>11.2  awb.v 的四个关键常量</w:t>
+      </w:r>
+    </w:p>
+    <w:tbl>
+      <w:tblPr>
+        <w:tblStyle w:val="TableGrid"/>
+        <w:tblW w:type="auto" w:w="0"/>
+        <w:tblLook w:firstColumn="1" w:firstRow="1" w:lastColumn="0" w:lastRow="0" w:noHBand="0" w:noVBand="1" w:val="04A0"/>
+      </w:tblPr>
+      <w:tblGrid>
+        <w:gridCol w:w="2266"/>
+        <w:gridCol w:w="2266"/>
+        <w:gridCol w:w="2266"/>
+        <w:gridCol w:w="2266"/>
+      </w:tblGrid>
+      <w:tr>
+        <w:tc>
+          <w:tcPr>
+            <w:tcW w:type="dxa" w:w="1701"/>
+          </w:tcPr>
+          <w:p>
+            <w:pPr>
+              <w:spacing w:line="264" w:lineRule="auto" w:after="0"/>
+            </w:pPr>
+            <w:r/>
+            <w:r>
+              <w:rPr>
+                <w:rFonts w:ascii="Times New Roman" w:hAnsi="Times New Roman" w:eastAsia="宋体"/>
+                <w:b/>
+                <w:sz w:val="18"/>
+              </w:rPr>
+              <w:t>位置</w:t>
+            </w:r>
+          </w:p>
+        </w:tc>
+        <w:tc>
+          <w:tcPr>
+            <w:tcW w:type="dxa" w:w="1701"/>
+          </w:tcPr>
+          <w:p>
+            <w:pPr>
+              <w:spacing w:line="264" w:lineRule="auto" w:after="0"/>
+            </w:pPr>
+            <w:r/>
+            <w:r>
+              <w:rPr>
+                <w:rFonts w:ascii="Times New Roman" w:hAnsi="Times New Roman" w:eastAsia="宋体"/>
+                <w:b/>
+                <w:sz w:val="18"/>
+              </w:rPr>
+              <w:t>写法</w:t>
+            </w:r>
+          </w:p>
+        </w:tc>
+        <w:tc>
+          <w:tcPr>
+            <w:tcW w:type="dxa" w:w="2835"/>
+          </w:tcPr>
+          <w:p>
+            <w:pPr>
+              <w:spacing w:line="264" w:lineRule="auto" w:after="0"/>
+            </w:pPr>
+            <w:r/>
+            <w:r>
+              <w:rPr>
+                <w:rFonts w:ascii="Times New Roman" w:hAnsi="Times New Roman" w:eastAsia="宋体"/>
+                <w:b/>
+                <w:sz w:val="18"/>
+              </w:rPr>
+              <w:t>含义</w:t>
+            </w:r>
+          </w:p>
+        </w:tc>
+        <w:tc>
+          <w:tcPr>
+            <w:tcW w:type="dxa" w:w="2381"/>
+          </w:tcPr>
+          <w:p>
+            <w:pPr>
+              <w:spacing w:line="264" w:lineRule="auto" w:after="0"/>
+            </w:pPr>
+            <w:r/>
+            <w:r>
+              <w:rPr>
+                <w:rFonts w:ascii="Times New Roman" w:hAnsi="Times New Roman" w:eastAsia="宋体"/>
+                <w:b/>
+                <w:sz w:val="18"/>
+              </w:rPr>
+              <w:t>改它的后果</w:t>
+            </w:r>
+          </w:p>
+        </w:tc>
+      </w:tr>
+      <w:tr>
+        <w:tc>
+          <w:tcPr>
+            <w:tcW w:type="dxa" w:w="1701"/>
+          </w:tcPr>
+          <w:p>
+            <w:pPr>
+              <w:spacing w:line="264" w:lineRule="auto" w:after="0"/>
+            </w:pPr>
+            <w:r/>
+            <w:r>
+              <w:rPr>
+                <w:rFonts w:ascii="Times New Roman" w:hAnsi="Times New Roman" w:eastAsia="宋体"/>
+                <w:b w:val="0"/>
+                <w:sz w:val="18"/>
+              </w:rPr>
+              <w:t>awb.v:184~196</w:t>
+            </w:r>
+          </w:p>
+        </w:tc>
+        <w:tc>
+          <w:tcPr>
+            <w:tcW w:type="dxa" w:w="1701"/>
+          </w:tcPr>
+          <w:p>
+            <w:pPr>
+              <w:spacing w:line="264" w:lineRule="auto" w:after="0"/>
+            </w:pPr>
+            <w:r/>
+            <w:r>
+              <w:rPr>
+                <w:rFonts w:ascii="Times New Roman" w:hAnsi="Times New Roman" w:eastAsia="宋体"/>
+                <w:b w:val="0"/>
+                <w:sz w:val="18"/>
+              </w:rPr>
+              <w:t>rgb_sum[n] &lt; 720</w:t>
+            </w:r>
+          </w:p>
+        </w:tc>
+        <w:tc>
+          <w:tcPr>
+            <w:tcW w:type="dxa" w:w="2835"/>
+          </w:tcPr>
+          <w:p>
+            <w:pPr>
+              <w:spacing w:line="264" w:lineRule="auto" w:after="0"/>
+            </w:pPr>
+            <w:r/>
+            <w:r>
+              <w:rPr>
+                <w:rFonts w:ascii="Times New Roman" w:hAnsi="Times New Roman" w:eastAsia="宋体"/>
+                <w:b w:val="0"/>
+                <w:sz w:val="18"/>
+              </w:rPr>
+              <w:t>白点排除：四个像素各自的 R+G+B 超过 720 就不参与累加</w:t>
+            </w:r>
+          </w:p>
+        </w:tc>
+        <w:tc>
+          <w:tcPr>
+            <w:tcW w:type="dxa" w:w="2381"/>
+          </w:tcPr>
+          <w:p>
+            <w:pPr>
+              <w:spacing w:line="264" w:lineRule="auto" w:after="0"/>
+            </w:pPr>
+            <w:r/>
+            <w:r>
+              <w:rPr>
+                <w:rFonts w:ascii="Times New Roman" w:hAnsi="Times New Roman" w:eastAsia="宋体"/>
+                <w:b w:val="0"/>
+                <w:sz w:val="18"/>
+              </w:rPr>
+              <w:t>调低会更容易被高光带偏；调高会把高光纳入统计</w:t>
+            </w:r>
+          </w:p>
+        </w:tc>
+      </w:tr>
+      <w:tr>
+        <w:tc>
+          <w:tcPr>
+            <w:tcW w:type="dxa" w:w="1701"/>
+          </w:tcPr>
+          <w:p>
+            <w:pPr>
+              <w:spacing w:line="264" w:lineRule="auto" w:after="0"/>
+            </w:pPr>
+            <w:r/>
+            <w:r>
+              <w:rPr>
+                <w:rFonts w:ascii="Times New Roman" w:hAnsi="Times New Roman" w:eastAsia="宋体"/>
+                <w:b w:val="0"/>
+                <w:sz w:val="18"/>
+              </w:rPr>
+              <w:t>awb.v 累加初值</w:t>
+            </w:r>
+          </w:p>
+        </w:tc>
+        <w:tc>
+          <w:tcPr>
+            <w:tcW w:type="dxa" w:w="1701"/>
+          </w:tcPr>
+          <w:p>
+            <w:pPr>
+              <w:spacing w:line="264" w:lineRule="auto" w:after="0"/>
+            </w:pPr>
+            <w:r/>
+            <w:r>
+              <w:rPr>
+                <w:rFonts w:ascii="Times New Roman" w:hAnsi="Times New Roman" w:eastAsia="宋体"/>
+                <w:b w:val="0"/>
+                <w:sz w:val="18"/>
+              </w:rPr>
+              <w:t>sum_r / sum_g / sum_b 初值 = 1</w:t>
+            </w:r>
+          </w:p>
+        </w:tc>
+        <w:tc>
+          <w:tcPr>
+            <w:tcW w:type="dxa" w:w="2835"/>
+          </w:tcPr>
+          <w:p>
+            <w:pPr>
+              <w:spacing w:line="264" w:lineRule="auto" w:after="0"/>
+            </w:pPr>
+            <w:r/>
+            <w:r>
+              <w:rPr>
+                <w:rFonts w:ascii="Times New Roman" w:hAnsi="Times New Roman" w:eastAsia="宋体"/>
+                <w:b w:val="0"/>
+                <w:sz w:val="18"/>
+              </w:rPr>
+              <w:t>避免除零</w:t>
+            </w:r>
+          </w:p>
+        </w:tc>
+        <w:tc>
+          <w:tcPr>
+            <w:tcW w:type="dxa" w:w="2381"/>
+          </w:tcPr>
+          <w:p>
+            <w:pPr>
+              <w:spacing w:line="264" w:lineRule="auto" w:after="0"/>
+            </w:pPr>
+            <w:r/>
+            <w:r>
+              <w:rPr>
+                <w:rFonts w:ascii="Times New Roman" w:hAnsi="Times New Roman" w:eastAsia="宋体"/>
+                <w:b w:val="0"/>
+                <w:sz w:val="18"/>
+              </w:rPr>
+              <w:t>改成 0 会在帧首除零，增益饱和</w:t>
+            </w:r>
+          </w:p>
+        </w:tc>
+      </w:tr>
+      <w:tr>
+        <w:tc>
+          <w:tcPr>
+            <w:tcW w:type="dxa" w:w="1701"/>
+          </w:tcPr>
+          <w:p>
+            <w:pPr>
+              <w:spacing w:line="264" w:lineRule="auto" w:after="0"/>
+            </w:pPr>
+            <w:r/>
+            <w:r>
+              <w:rPr>
+                <w:rFonts w:ascii="Times New Roman" w:hAnsi="Times New Roman" w:eastAsia="宋体"/>
+                <w:b w:val="0"/>
+                <w:sz w:val="18"/>
+              </w:rPr>
+              <w:t>awb.v 增益复位值</w:t>
+            </w:r>
+          </w:p>
+        </w:tc>
+        <w:tc>
+          <w:tcPr>
+            <w:tcW w:type="dxa" w:w="1701"/>
+          </w:tcPr>
+          <w:p>
+            <w:pPr>
+              <w:spacing w:line="264" w:lineRule="auto" w:after="0"/>
+            </w:pPr>
+            <w:r/>
+            <w:r>
+              <w:rPr>
+                <w:rFonts w:ascii="Times New Roman" w:hAnsi="Times New Roman" w:eastAsia="宋体"/>
+                <w:b w:val="0"/>
+                <w:sz w:val="18"/>
+              </w:rPr>
+              <w:t>20'h10000</w:t>
+            </w:r>
+          </w:p>
+        </w:tc>
+        <w:tc>
+          <w:tcPr>
+            <w:tcW w:type="dxa" w:w="2835"/>
+          </w:tcPr>
+          <w:p>
+            <w:pPr>
+              <w:spacing w:line="264" w:lineRule="auto" w:after="0"/>
+            </w:pPr>
+            <w:r/>
+            <w:r>
+              <w:rPr>
+                <w:rFonts w:ascii="Times New Roman" w:hAnsi="Times New Roman" w:eastAsia="宋体"/>
+                <w:b w:val="0"/>
+                <w:sz w:val="18"/>
+              </w:rPr>
+              <w:t>Q16 定点的 1.000×</w:t>
+            </w:r>
+          </w:p>
+        </w:tc>
+        <w:tc>
+          <w:tcPr>
+            <w:tcW w:type="dxa" w:w="2381"/>
+          </w:tcPr>
+          <w:p>
+            <w:pPr>
+              <w:spacing w:line="264" w:lineRule="auto" w:after="0"/>
+            </w:pPr>
+            <w:r/>
+            <w:r>
+              <w:rPr>
+                <w:rFonts w:ascii="Times New Roman" w:hAnsi="Times New Roman" w:eastAsia="宋体"/>
+                <w:b w:val="0"/>
+                <w:sz w:val="18"/>
+              </w:rPr>
+              <w:t>改成别的会让 AWB 从非 1.0 起步</w:t>
+            </w:r>
+          </w:p>
+        </w:tc>
+      </w:tr>
+      <w:tr>
+        <w:tc>
+          <w:tcPr>
+            <w:tcW w:type="dxa" w:w="1701"/>
+          </w:tcPr>
+          <w:p>
+            <w:pPr>
+              <w:spacing w:line="264" w:lineRule="auto" w:after="0"/>
+            </w:pPr>
+            <w:r/>
+            <w:r>
+              <w:rPr>
+                <w:rFonts w:ascii="Times New Roman" w:hAnsi="Times New Roman" w:eastAsia="宋体"/>
+                <w:b w:val="0"/>
+                <w:sz w:val="18"/>
+              </w:rPr>
+              <w:t>awb.v 增益饱和</w:t>
+            </w:r>
+          </w:p>
+        </w:tc>
+        <w:tc>
+          <w:tcPr>
+            <w:tcW w:type="dxa" w:w="1701"/>
+          </w:tcPr>
+          <w:p>
+            <w:pPr>
+              <w:spacing w:line="264" w:lineRule="auto" w:after="0"/>
+            </w:pPr>
+            <w:r/>
+            <w:r>
+              <w:rPr>
+                <w:rFonts w:ascii="Times New Roman" w:hAnsi="Times New Roman" w:eastAsia="宋体"/>
+                <w:b w:val="0"/>
+                <w:sz w:val="18"/>
+              </w:rPr>
+              <w:t>20'hfffff</w:t>
+            </w:r>
+          </w:p>
+        </w:tc>
+        <w:tc>
+          <w:tcPr>
+            <w:tcW w:type="dxa" w:w="2835"/>
+          </w:tcPr>
+          <w:p>
+            <w:pPr>
+              <w:spacing w:line="264" w:lineRule="auto" w:after="0"/>
+            </w:pPr>
+            <w:r/>
+            <w:r>
+              <w:rPr>
+                <w:rFonts w:ascii="Times New Roman" w:hAnsi="Times New Roman" w:eastAsia="宋体"/>
+                <w:b w:val="0"/>
+                <w:sz w:val="18"/>
+              </w:rPr>
+              <w:t>增益上限（约 8.0×）</w:t>
+            </w:r>
+          </w:p>
+        </w:tc>
+        <w:tc>
+          <w:tcPr>
+            <w:tcW w:type="dxa" w:w="2381"/>
+          </w:tcPr>
+          <w:p>
+            <w:pPr>
+              <w:spacing w:line="264" w:lineRule="auto" w:after="0"/>
+            </w:pPr>
+            <w:r/>
+            <w:r>
+              <w:rPr>
+                <w:rFonts w:ascii="Times New Roman" w:hAnsi="Times New Roman" w:eastAsia="宋体"/>
+                <w:b w:val="0"/>
+                <w:sz w:val="18"/>
+              </w:rPr>
+              <w:t>改小会限制可校正范围；改大可能溢出乘法器</w:t>
+            </w:r>
+          </w:p>
+        </w:tc>
+      </w:tr>
+    </w:tbl>
+    <w:p>
+      <w:pPr>
+        <w:spacing w:before="180" w:after="80"/>
+      </w:pPr>
+      <w:r>
+        <w:rPr>
+          <w:rFonts w:ascii="Times New Roman" w:hAnsi="Times New Roman" w:eastAsia="宋体"/>
+          <w:b/>
+          <w:sz w:val="24"/>
+        </w:rPr>
+        <w:t>11.3  lsc.v 的坐标映射</w:t>
+      </w:r>
+    </w:p>
+    <w:p>
+      <w:pPr>
+        <w:spacing w:line="336" w:lineRule="auto" w:after="80"/>
+        <w:ind w:firstLine="440"/>
+      </w:pPr>
+      <w:r>
+        <w:rPr>
+          <w:rFonts w:ascii="Times New Roman" w:hAnsi="Times New Roman" w:eastAsia="宋体"/>
+          <w:b w:val="0"/>
+          <w:sz w:val="22"/>
+        </w:rPr>
+        <w:t>lsc 的表是 20 列 × 12 行 = 240 个节点，每个节点存 {kR[9:0], kB[9:0]} 共 20bit。映射关系：</w:t>
+      </w:r>
+    </w:p>
+    <w:p>
+      <w:pPr>
+        <w:spacing w:line="324" w:lineRule="auto" w:after="40"/>
+        <w:ind w:left="220"/>
+      </w:pPr>
+      <w:r>
+        <w:rPr>
+          <w:rFonts w:ascii="Times New Roman" w:hAnsi="Times New Roman" w:eastAsia="宋体"/>
+          <w:b w:val="0"/>
+          <w:sz w:val="22"/>
+        </w:rPr>
+        <w:t>· 水平方向：S_hidx = S_bx[8:4]。S_bx 是「拍计数」，一拍 4 像素，所以 16 拍 = 64 个内部像素（= 屏幕 96 像素）对应一个节点。</w:t>
+      </w:r>
+    </w:p>
+    <w:p>
+      <w:pPr>
+        <w:spacing w:line="324" w:lineRule="auto" w:after="40"/>
+        <w:ind w:left="220"/>
+      </w:pPr>
+      <w:r>
+        <w:rPr>
+          <w:rFonts w:ascii="Times New Roman" w:hAnsi="Times New Roman" w:eastAsia="宋体"/>
+          <w:b w:val="0"/>
+          <w:sz w:val="22"/>
+        </w:rPr>
+        <w:t>· 垂直方向：S_vidx = S_y[11:6]。每 64 行（= 屏幕 96 像素）对应一个节点。</w:t>
+      </w:r>
+    </w:p>
+    <w:p>
+      <w:pPr>
+        <w:spacing w:line="324" w:lineRule="auto" w:after="40"/>
+        <w:ind w:left="220"/>
+      </w:pPr>
+      <w:r>
+        <w:rPr>
+          <w:rFonts w:ascii="Times New Roman" w:hAnsi="Times New Roman" w:eastAsia="宋体"/>
+          <w:b w:val="0"/>
+          <w:sz w:val="22"/>
+        </w:rPr>
+        <w:t>· 节点内做双线性插值：S_fx = S_bx[3:0]（拍内 16 等分）、S_fy = S_y[5:2]（行内 16 等分）。</w:t>
+      </w:r>
+    </w:p>
+    <w:p>
+      <w:pPr>
+        <w:spacing w:line="324" w:lineRule="auto" w:after="40"/>
+        <w:ind w:left="220"/>
+      </w:pPr>
+      <w:r>
+        <w:rPr>
+          <w:rFonts w:ascii="Times New Roman" w:hAnsi="Times New Roman" w:eastAsia="宋体"/>
+          <w:b w:val="0"/>
+          <w:sz w:val="22"/>
+        </w:rPr>
+        <w:t>· 增益公式：g = 1 + k/1024，施加方式是 out = v + ((v*k) &gt;&gt; 10)，再饱和到 255。K_MAX = 1023，所以单点最大增益约 2.0×。</w:t>
+      </w:r>
+    </w:p>
+    <w:p>
+      <w:pPr>
+        <w:spacing w:line="336" w:lineRule="auto" w:after="80"/>
+        <w:ind w:firstLine="440"/>
+      </w:pPr>
+      <w:r>
+        <w:rPr>
+          <w:rFonts w:ascii="Times New Roman" w:hAnsi="Times New Roman" w:eastAsia="宋体"/>
+          <w:b w:val="0"/>
+          <w:sz w:val="22"/>
+        </w:rPr>
+        <w:t>★坐标是 1280×720 的内部坐标系，不是屏幕的 1920×1080★。做软件对照实验时一定要按 96 屏幕像素一个节点去切，否则会把节点边界算错。</w:t>
+      </w:r>
+    </w:p>
+    <w:p>
+      <w:pPr>
+        <w:spacing w:before="240" w:after="100"/>
+      </w:pPr>
+      <w:r>
+        <w:rPr>
+          <w:rFonts w:ascii="Times New Roman" w:hAnsi="Times New Roman" w:eastAsia="宋体"/>
+          <w:b/>
+          <w:sz w:val="28"/>
+        </w:rPr>
+        <w:t>12  建议的下一步</w:t>
+      </w:r>
+    </w:p>
+    <w:p>
+      <w:pPr>
+        <w:spacing w:line="336" w:lineRule="auto" w:after="80"/>
+        <w:ind w:firstLine="440"/>
+      </w:pPr>
+      <w:r>
+        <w:rPr>
+          <w:rFonts w:ascii="Times New Roman" w:hAnsi="Times New Roman" w:eastAsia="宋体"/>
+          <w:b w:val="0"/>
+          <w:sz w:val="22"/>
+        </w:rPr>
+        <w:t>按这个顺序做，每一步都能独立验证：</w:t>
+      </w:r>
+    </w:p>
+    <w:p>
+      <w:pPr>
+        <w:spacing w:line="324" w:lineRule="auto" w:after="40"/>
+        <w:ind w:left="220"/>
+      </w:pPr>
+      <w:r>
+        <w:rPr>
+          <w:rFonts w:ascii="Times New Roman" w:hAnsi="Times New Roman" w:eastAsia="宋体"/>
+          <w:b w:val="0"/>
+          <w:sz w:val="22"/>
+        </w:rPr>
+        <w:t>· 先跑通仿真：_analysis\sim\awb\ 下的 tb，确认能复现「输入 R/G=0.800 → 输出 R/G=1.0000」。</w:t>
+      </w:r>
+    </w:p>
+    <w:p>
+      <w:pPr>
+        <w:spacing w:line="324" w:lineRule="auto" w:after="40"/>
+        <w:ind w:left="220"/>
+      </w:pPr>
+      <w:r>
+        <w:rPr>
+          <w:rFonts w:ascii="Times New Roman" w:hAnsi="Times New Roman" w:eastAsia="宋体"/>
+          <w:b w:val="0"/>
+          <w:sz w:val="22"/>
+        </w:rPr>
+        <w:t>· 再跑 compile_check，确认 42/43。这一步能挡住绝大部分语法问题。</w:t>
+      </w:r>
+    </w:p>
+    <w:p>
+      <w:pPr>
+        <w:spacing w:line="324" w:lineRule="auto" w:after="40"/>
+        <w:ind w:left="220"/>
+      </w:pPr>
+      <w:r>
+        <w:rPr>
+          <w:rFonts w:ascii="Times New Roman" w:hAnsi="Times New Roman" w:eastAsia="宋体"/>
+          <w:b w:val="0"/>
+          <w:sz w:val="22"/>
+        </w:rPr>
+        <w:t>· 然后改一小处、跑一次完整构建、按 §7.2 的四个判据验一遍。不要攒着一起改。</w:t>
+      </w:r>
+    </w:p>
+    <w:p>
+      <w:pPr>
+        <w:spacing w:line="324" w:lineRule="auto" w:after="40"/>
+        <w:ind w:left="220"/>
+      </w:pPr>
+      <w:r>
+        <w:rPr>
+          <w:rFonts w:ascii="Times New Roman" w:hAnsi="Times New Roman" w:eastAsia="宋体"/>
+          <w:b w:val="0"/>
+          <w:sz w:val="22"/>
+        </w:rPr>
+        <w:t>· 最后把结论写成「哪个文件、哪一行、为什么」，交给负责人上板验证。你没有板子，所以任何改动都必须先自证到「逻辑上成立 + 仿真通过 + 构建通过」这三条。</w:t>
+      </w:r>
+    </w:p>
     <w:sectPr>
       <w:pgSz w:w="12240" w:h="15840"/>
       <w:pgMar w:top="1361" w:right="1587" w:bottom="1361" w:left="1587" w:header="720" w:footer="720" w:gutter="0"/>

--- a/给成员B_项目上手指南_20261020.docx
+++ b/给成员B_项目上手指南_20261020.docx
@@ -82,7 +82,7 @@
           <w:b w:val="0"/>
           <w:sz w:val="22"/>
         </w:rPr>
-        <w:t>系统当前状态：四条通路全部打通并已上板验收，输出 1280×720@60Hz，无掉帧；ISP 包含黑电平、去马赛克、镜头暗角校正、自动白平衡、真 S 曲线、自动曝光六个环节；OSD 有 7 个图层；另有风格化五模式切换、硬件运动检测、硬件目标检测三项扩展功能。</w:t>
+        <w:t>系统当前状态：四条通路全部打通并已上板验收，输出 1280×720@60Hz，无掉帧；ISP 包含黑电平、去马赛克、镜头暗角校正、自动白平衡、真 S 曲线、自动曝光六个环节；OSD 有 8 个图层；另有风格化五模式切换、硬件运动检测、硬件目标检测三项扩展功能。</w:t>
       </w:r>
     </w:p>
     <w:p>
@@ -262,7 +262,7 @@
           <w:b w:val="0"/>
           <w:sz w:val="22"/>
         </w:rPr>
-        <w:t>③ 显示：ISP 输出 128bit → DDR2 帧缓存 → uivtc（1280×720@60 时序）→ hdmi_mixer（7 层 OSD）→ hdmi_tx → 显示器。</w:t>
+        <w:t>③ 显示：ISP 输出 128bit → DDR2 帧缓存 → uivtc（1280×720@60 时序）→ hdmi_mixer（8 层 OSD）→ hdmi_tx → 显示器。</w:t>
       </w:r>
     </w:p>
     <w:p>
